--- a/assets/FLB_Repowering_Vorlage.docx
+++ b/assets/FLB_Repowering_Vorlage.docx
@@ -4,511 +4,6 @@
   <w:body>
     <w:p>
       <w:pPr>
-        <w:pStyle w:val="LOnormal"/>
-        <w:ind w:left="-283" w:hanging="0"/>
-        <w:rPr/>
-      </w:pPr>
-      <w:r>
-        <w:rPr/>
-      </w:r>
-    </w:p>
-    <w:p>
-      <w:pPr>
-        <w:pStyle w:val="LOnormal"/>
-        <w:spacing w:lineRule="auto" w:line="276"/>
-        <w:jc w:val="center"/>
-        <w:rPr>
-          <w:rFonts w:ascii="Figtree" w:hAnsi="Figtree" w:eastAsia="Figtree" w:cs="Figtree"/>
-          <w:b/>
-          <w:b/>
-          <w:bCs/>
-          <w:sz w:val="46"/>
-          <w:szCs w:val="46"/>
-        </w:rPr>
-      </w:pPr>
-      <w:r>
-        <w:rPr>
-          <w:rFonts w:eastAsia="Figtree" w:cs="Figtree" w:ascii="Figtree" w:hAnsi="Figtree"/>
-          <w:b/>
-          <w:bCs/>
-          <w:sz w:val="46"/>
-          <w:szCs w:val="46"/>
-        </w:rPr>
-        <w:t>Funktionale Leistungsbeschreibung</w:t>
-      </w:r>
-    </w:p>
-    <w:p>
-      <w:pPr>
-        <w:pStyle w:val="LOnormal"/>
-        <w:spacing w:lineRule="auto" w:line="276"/>
-        <w:jc w:val="center"/>
-        <w:rPr>
-          <w:rFonts w:ascii="Figtree" w:hAnsi="Figtree" w:eastAsia="Figtree" w:cs="Figtree"/>
-          <w:b/>
-          <w:b/>
-          <w:bCs/>
-          <w:sz w:val="46"/>
-          <w:szCs w:val="46"/>
-        </w:rPr>
-      </w:pPr>
-      <w:r>
-        <w:rPr>
-          <w:rFonts w:eastAsia="Figtree" w:cs="Figtree" w:ascii="Figtree" w:hAnsi="Figtree"/>
-          <w:b/>
-          <w:bCs/>
-          <w:sz w:val="46"/>
-          <w:szCs w:val="46"/>
-        </w:rPr>
-      </w:r>
-    </w:p>
-    <w:p>
-      <w:pPr>
-        <w:pStyle w:val="LOnormal"/>
-        <w:spacing w:lineRule="auto" w:line="276"/>
-        <w:jc w:val="left"/>
-        <w:rPr>
-          <w:rFonts w:ascii="Figtree" w:hAnsi="Figtree" w:eastAsia="Figtree" w:cs="Figtree"/>
-          <w:b/>
-          <w:b/>
-          <w:bCs/>
-          <w:sz w:val="46"/>
-          <w:szCs w:val="46"/>
-        </w:rPr>
-      </w:pPr>
-      <w:r>
-        <w:rPr>
-          <w:rFonts w:eastAsia="Figtree" w:cs="Figtree" w:ascii="Figtree" w:hAnsi="Figtree"/>
-          <w:b/>
-          <w:bCs/>
-          <w:sz w:val="46"/>
-          <w:szCs w:val="46"/>
-        </w:rPr>
-      </w:r>
-    </w:p>
-    <w:tbl>
-      <w:tblPr>
-        <w:tblStyle w:val="Table1"/>
-        <w:tblW w:w="9360" w:type="dxa"/>
-        <w:jc w:val="left"/>
-        <w:tblInd w:w="0" w:type="dxa"/>
-        <w:tblCellMar>
-          <w:top w:w="100" w:type="dxa"/>
-          <w:left w:w="100" w:type="dxa"/>
-          <w:bottom w:w="100" w:type="dxa"/>
-          <w:right w:w="100" w:type="dxa"/>
-        </w:tblCellMar>
-        <w:tblLook w:val="0600"/>
-      </w:tblPr>
-      <w:tblGrid>
-        <w:gridCol w:w="2685"/>
-        <w:gridCol w:w="6674"/>
-      </w:tblGrid>
-      <w:tr>
-        <w:trPr/>
-        <w:tc>
-          <w:tcPr>
-            <w:tcW w:w="2685" w:type="dxa"/>
-            <w:tcBorders>
-              <w:top w:val="single" w:sz="8" w:space="0" w:color="FFFFFF"/>
-              <w:left w:val="single" w:sz="8" w:space="0" w:color="FFFFFF"/>
-              <w:bottom w:val="single" w:sz="8" w:space="0" w:color="FFFFFF"/>
-              <w:right w:val="single" w:sz="8" w:space="0" w:color="FFFFFF"/>
-            </w:tcBorders>
-            <w:shd w:fill="auto" w:val="clear"/>
-          </w:tcPr>
-          <w:p>
-            <w:pPr>
-              <w:pStyle w:val="LOnormal"/>
-              <w:keepNext w:val="false"/>
-              <w:keepLines w:val="false"/>
-              <w:widowControl w:val="false"/>
-              <w:shd w:val="clear" w:fill="auto"/>
-              <w:spacing w:lineRule="auto" w:line="240" w:before="0" w:after="0"/>
-              <w:ind w:left="0" w:right="0" w:hanging="0"/>
-              <w:jc w:val="left"/>
-              <w:rPr>
-                <w:rFonts w:ascii="Figtree" w:hAnsi="Figtree" w:eastAsia="Figtree" w:cs="Figtree"/>
-                <w:sz w:val="24"/>
-                <w:szCs w:val="24"/>
-              </w:rPr>
-            </w:pPr>
-            <w:r>
-              <w:rPr>
-                <w:rFonts w:eastAsia="Figtree" w:cs="Figtree" w:ascii="Figtree" w:hAnsi="Figtree"/>
-                <w:sz w:val="24"/>
-                <w:szCs w:val="24"/>
-              </w:rPr>
-              <w:t>Projekt:</w:t>
-            </w:r>
-          </w:p>
-        </w:tc>
-        <w:tc>
-          <w:tcPr>
-            <w:tcW w:w="6674" w:type="dxa"/>
-            <w:tcBorders>
-              <w:top w:val="single" w:sz="8" w:space="0" w:color="FFFFFF"/>
-              <w:left w:val="single" w:sz="8" w:space="0" w:color="FFFFFF"/>
-              <w:bottom w:val="single" w:sz="8" w:space="0" w:color="FFFFFF"/>
-              <w:right w:val="single" w:sz="8" w:space="0" w:color="FFFFFF"/>
-            </w:tcBorders>
-            <w:shd w:fill="auto" w:val="clear"/>
-          </w:tcPr>
-          <w:p>
-            <w:pPr>
-              <w:pStyle w:val="LOnormal"/>
-              <w:keepNext w:val="false"/>
-              <w:keepLines w:val="false"/>
-              <w:widowControl w:val="false"/>
-              <w:shd w:val="clear" w:fill="auto"/>
-              <w:spacing w:lineRule="auto" w:line="240" w:before="0" w:after="0"/>
-              <w:ind w:left="0" w:right="0" w:hanging="0"/>
-              <w:jc w:val="left"/>
-              <w:rPr>
-                <w:rFonts w:ascii="Figtree" w:hAnsi="Figtree" w:eastAsia="Figtree" w:cs="Figtree"/>
-                <w:b/>
-                <w:b/>
-                <w:bCs/>
-                <w:sz w:val="46"/>
-                <w:szCs w:val="46"/>
-              </w:rPr>
-            </w:pPr>
-            <w:r>
-              <w:rPr>
-                <w:rFonts w:eastAsia="Figtree" w:cs="Figtree" w:ascii="Figtree" w:hAnsi="Figtree"/>
-                <w:b/>
-                <w:bCs/>
-                <w:sz w:val="46"/>
-                <w:szCs w:val="46"/>
-              </w:rPr>
-            </w:r>
-          </w:p>
-        </w:tc>
-      </w:tr>
-      <w:tr>
-        <w:trPr/>
-        <w:tc>
-          <w:tcPr>
-            <w:tcW w:w="2685" w:type="dxa"/>
-            <w:tcBorders>
-              <w:top w:val="single" w:sz="8" w:space="0" w:color="FFFFFF"/>
-              <w:left w:val="single" w:sz="8" w:space="0" w:color="FFFFFF"/>
-              <w:bottom w:val="single" w:sz="8" w:space="0" w:color="FFFFFF"/>
-              <w:right w:val="single" w:sz="8" w:space="0" w:color="FFFFFF"/>
-            </w:tcBorders>
-            <w:shd w:fill="auto" w:val="clear"/>
-          </w:tcPr>
-          <w:p>
-            <w:pPr>
-              <w:pStyle w:val="LOnormal"/>
-              <w:keepNext w:val="false"/>
-              <w:keepLines w:val="false"/>
-              <w:widowControl w:val="false"/>
-              <w:shd w:val="clear" w:fill="auto"/>
-              <w:spacing w:lineRule="auto" w:line="240" w:before="700" w:after="0"/>
-              <w:ind w:left="0" w:right="0" w:hanging="0"/>
-              <w:jc w:val="left"/>
-              <w:rPr>
-                <w:rFonts w:ascii="Figtree" w:hAnsi="Figtree" w:eastAsia="Figtree" w:cs="Figtree"/>
-                <w:sz w:val="24"/>
-                <w:szCs w:val="24"/>
-              </w:rPr>
-            </w:pPr>
-            <w:r>
-              <w:rPr>
-                <w:rFonts w:eastAsia="Figtree" w:cs="Figtree" w:ascii="Figtree" w:hAnsi="Figtree"/>
-                <w:sz w:val="24"/>
-                <w:szCs w:val="24"/>
-              </w:rPr>
-              <w:t>Objektadresse:</w:t>
-            </w:r>
-          </w:p>
-        </w:tc>
-        <w:tc>
-          <w:tcPr>
-            <w:tcW w:w="6674" w:type="dxa"/>
-            <w:tcBorders>
-              <w:top w:val="single" w:sz="8" w:space="0" w:color="FFFFFF"/>
-              <w:left w:val="single" w:sz="8" w:space="0" w:color="FFFFFF"/>
-              <w:bottom w:val="single" w:sz="8" w:space="0" w:color="FFFFFF"/>
-              <w:right w:val="single" w:sz="8" w:space="0" w:color="FFFFFF"/>
-            </w:tcBorders>
-            <w:shd w:fill="auto" w:val="clear"/>
-          </w:tcPr>
-          <w:p>
-            <w:pPr>
-              <w:pStyle w:val="LOnormal"/>
-              <w:keepNext w:val="false"/>
-              <w:keepLines w:val="false"/>
-              <w:widowControl w:val="false"/>
-              <w:shd w:val="clear" w:fill="auto"/>
-              <w:spacing w:lineRule="auto" w:line="240" w:before="700" w:after="0"/>
-              <w:ind w:left="0" w:right="0" w:hanging="0"/>
-              <w:jc w:val="left"/>
-              <w:rPr>
-                <w:rFonts w:ascii="Figtree" w:hAnsi="Figtree" w:eastAsia="Figtree" w:cs="Figtree"/>
-                <w:sz w:val="24"/>
-                <w:szCs w:val="24"/>
-              </w:rPr>
-            </w:pPr>
-            <w:r>
-              <w:rPr>
-                <w:rFonts w:eastAsia="Figtree" w:cs="Figtree" w:ascii="Figtree" w:hAnsi="Figtree"/>
-                <w:sz w:val="24"/>
-                <w:szCs w:val="24"/>
-              </w:rPr>
-            </w:r>
-          </w:p>
-        </w:tc>
-      </w:tr>
-      <w:tr>
-        <w:trPr/>
-        <w:tc>
-          <w:tcPr>
-            <w:tcW w:w="2685" w:type="dxa"/>
-            <w:tcBorders>
-              <w:top w:val="single" w:sz="8" w:space="0" w:color="FFFFFF"/>
-              <w:left w:val="single" w:sz="8" w:space="0" w:color="FFFFFF"/>
-              <w:bottom w:val="single" w:sz="8" w:space="0" w:color="FFFFFF"/>
-              <w:right w:val="single" w:sz="8" w:space="0" w:color="FFFFFF"/>
-            </w:tcBorders>
-            <w:shd w:fill="auto" w:val="clear"/>
-          </w:tcPr>
-          <w:p>
-            <w:pPr>
-              <w:pStyle w:val="LOnormal"/>
-              <w:keepNext w:val="false"/>
-              <w:keepLines w:val="false"/>
-              <w:widowControl w:val="false"/>
-              <w:shd w:val="clear" w:fill="auto"/>
-              <w:spacing w:lineRule="auto" w:line="240" w:before="700" w:after="0"/>
-              <w:ind w:left="0" w:right="0" w:hanging="0"/>
-              <w:jc w:val="left"/>
-              <w:rPr>
-                <w:rFonts w:ascii="Figtree" w:hAnsi="Figtree" w:eastAsia="Figtree" w:cs="Figtree"/>
-                <w:sz w:val="24"/>
-                <w:szCs w:val="24"/>
-              </w:rPr>
-            </w:pPr>
-            <w:r>
-              <w:rPr>
-                <w:rFonts w:eastAsia="Figtree" w:cs="Figtree" w:ascii="Figtree" w:hAnsi="Figtree"/>
-                <w:sz w:val="24"/>
-                <w:szCs w:val="24"/>
-              </w:rPr>
-              <w:t>Ansprechpartner:</w:t>
-            </w:r>
-          </w:p>
-        </w:tc>
-        <w:tc>
-          <w:tcPr>
-            <w:tcW w:w="6674" w:type="dxa"/>
-            <w:tcBorders>
-              <w:top w:val="single" w:sz="8" w:space="0" w:color="FFFFFF"/>
-              <w:left w:val="single" w:sz="8" w:space="0" w:color="FFFFFF"/>
-              <w:bottom w:val="single" w:sz="8" w:space="0" w:color="FFFFFF"/>
-              <w:right w:val="single" w:sz="8" w:space="0" w:color="FFFFFF"/>
-            </w:tcBorders>
-            <w:shd w:fill="auto" w:val="clear"/>
-          </w:tcPr>
-          <w:p>
-            <w:pPr>
-              <w:pStyle w:val="LOnormal"/>
-              <w:keepNext w:val="false"/>
-              <w:keepLines w:val="false"/>
-              <w:widowControl w:val="false"/>
-              <w:shd w:val="clear" w:fill="auto"/>
-              <w:spacing w:lineRule="auto" w:line="240" w:before="700" w:after="0"/>
-              <w:ind w:left="0" w:right="0" w:hanging="0"/>
-              <w:jc w:val="left"/>
-              <w:rPr>
-                <w:rFonts w:ascii="Figtree" w:hAnsi="Figtree" w:eastAsia="Figtree" w:cs="Figtree"/>
-                <w:sz w:val="24"/>
-                <w:szCs w:val="24"/>
-              </w:rPr>
-            </w:pPr>
-            <w:r>
-              <w:rPr>
-                <w:rFonts w:eastAsia="Figtree" w:cs="Figtree" w:ascii="Figtree" w:hAnsi="Figtree"/>
-                <w:sz w:val="24"/>
-                <w:szCs w:val="24"/>
-              </w:rPr>
-            </w:r>
-          </w:p>
-        </w:tc>
-      </w:tr>
-      <w:tr>
-        <w:trPr/>
-        <w:tc>
-          <w:tcPr>
-            <w:tcW w:w="2685" w:type="dxa"/>
-            <w:tcBorders>
-              <w:top w:val="single" w:sz="8" w:space="0" w:color="FFFFFF"/>
-              <w:left w:val="single" w:sz="8" w:space="0" w:color="FFFFFF"/>
-              <w:bottom w:val="single" w:sz="8" w:space="0" w:color="FFFFFF"/>
-              <w:right w:val="single" w:sz="8" w:space="0" w:color="FFFFFF"/>
-            </w:tcBorders>
-            <w:shd w:fill="auto" w:val="clear"/>
-          </w:tcPr>
-          <w:p>
-            <w:pPr>
-              <w:pStyle w:val="LOnormal"/>
-              <w:keepNext w:val="false"/>
-              <w:keepLines w:val="false"/>
-              <w:widowControl w:val="false"/>
-              <w:shd w:val="clear" w:fill="auto"/>
-              <w:spacing w:lineRule="auto" w:line="240" w:before="700" w:after="0"/>
-              <w:ind w:left="0" w:right="0" w:hanging="0"/>
-              <w:jc w:val="left"/>
-              <w:rPr>
-                <w:rFonts w:ascii="Figtree" w:hAnsi="Figtree" w:eastAsia="Figtree" w:cs="Figtree"/>
-                <w:sz w:val="24"/>
-                <w:szCs w:val="24"/>
-              </w:rPr>
-            </w:pPr>
-            <w:r>
-              <w:rPr>
-                <w:rFonts w:eastAsia="Figtree" w:cs="Figtree" w:ascii="Figtree" w:hAnsi="Figtree"/>
-                <w:sz w:val="24"/>
-                <w:szCs w:val="24"/>
-              </w:rPr>
-              <w:t>Firma:</w:t>
-              <w:br/>
-              <w:br/>
-              <w:br/>
-              <w:t>Büro:</w:t>
-            </w:r>
-          </w:p>
-        </w:tc>
-        <w:tc>
-          <w:tcPr>
-            <w:tcW w:w="6674" w:type="dxa"/>
-            <w:tcBorders>
-              <w:top w:val="single" w:sz="8" w:space="0" w:color="FFFFFF"/>
-              <w:left w:val="single" w:sz="8" w:space="0" w:color="FFFFFF"/>
-              <w:bottom w:val="single" w:sz="8" w:space="0" w:color="FFFFFF"/>
-              <w:right w:val="single" w:sz="8" w:space="0" w:color="FFFFFF"/>
-            </w:tcBorders>
-            <w:shd w:fill="auto" w:val="clear"/>
-          </w:tcPr>
-          <w:p>
-            <w:pPr>
-              <w:pStyle w:val="LOnormal"/>
-              <w:keepNext w:val="false"/>
-              <w:keepLines w:val="false"/>
-              <w:widowControl w:val="false"/>
-              <w:shd w:val="clear" w:fill="auto"/>
-              <w:spacing w:lineRule="auto" w:line="240" w:before="700" w:after="0"/>
-              <w:ind w:left="0" w:right="0" w:hanging="0"/>
-              <w:jc w:val="left"/>
-              <w:rPr>
-                <w:rFonts w:ascii="Figtree" w:hAnsi="Figtree" w:eastAsia="Figtree" w:cs="Figtree"/>
-                <w:sz w:val="24"/>
-                <w:szCs w:val="24"/>
-              </w:rPr>
-            </w:pPr>
-            <w:r>
-              <w:rPr>
-                <w:rFonts w:eastAsia="Figtree" w:cs="Figtree" w:ascii="Figtree" w:hAnsi="Figtree"/>
-                <w:sz w:val="24"/>
-                <w:szCs w:val="24"/>
-              </w:rPr>
-              <w:t xml:space="preserve">F&amp;F Energy Innovations GmbH </w:t>
-              <w:br/>
-              <w:t>Drachenfelsstraße 35</w:t>
-              <w:br/>
-              <w:t>50939 Köln</w:t>
-              <w:br/>
-              <w:t xml:space="preserve">Neue Weyerstr. 6 </w:t>
-              <w:br/>
-              <w:t xml:space="preserve">50676 Köln </w:t>
-            </w:r>
-          </w:p>
-        </w:tc>
-      </w:tr>
-      <w:tr>
-        <w:trPr/>
-        <w:tc>
-          <w:tcPr>
-            <w:tcW w:w="2685" w:type="dxa"/>
-            <w:tcBorders>
-              <w:top w:val="single" w:sz="8" w:space="0" w:color="FFFFFF"/>
-              <w:left w:val="single" w:sz="8" w:space="0" w:color="FFFFFF"/>
-              <w:bottom w:val="single" w:sz="8" w:space="0" w:color="FFFFFF"/>
-              <w:right w:val="single" w:sz="8" w:space="0" w:color="FFFFFF"/>
-            </w:tcBorders>
-            <w:shd w:fill="auto" w:val="clear"/>
-          </w:tcPr>
-          <w:p>
-            <w:pPr>
-              <w:pStyle w:val="LOnormal"/>
-              <w:keepNext w:val="false"/>
-              <w:keepLines w:val="false"/>
-              <w:widowControl w:val="false"/>
-              <w:shd w:val="clear" w:fill="auto"/>
-              <w:spacing w:lineRule="auto" w:line="240" w:before="700" w:after="0"/>
-              <w:ind w:left="0" w:right="0" w:hanging="0"/>
-              <w:jc w:val="left"/>
-              <w:rPr>
-                <w:rFonts w:ascii="Figtree" w:hAnsi="Figtree" w:eastAsia="Figtree" w:cs="Figtree"/>
-                <w:sz w:val="24"/>
-                <w:szCs w:val="24"/>
-              </w:rPr>
-            </w:pPr>
-            <w:r>
-              <w:rPr>
-                <w:rFonts w:eastAsia="Figtree" w:cs="Figtree" w:ascii="Figtree" w:hAnsi="Figtree"/>
-                <w:sz w:val="24"/>
-                <w:szCs w:val="24"/>
-              </w:rPr>
-              <w:t>Ihr Auftraggeber:</w:t>
-            </w:r>
-          </w:p>
-        </w:tc>
-        <w:tc>
-          <w:tcPr>
-            <w:tcW w:w="6674" w:type="dxa"/>
-            <w:tcBorders>
-              <w:top w:val="single" w:sz="8" w:space="0" w:color="FFFFFF"/>
-              <w:left w:val="single" w:sz="8" w:space="0" w:color="FFFFFF"/>
-              <w:bottom w:val="single" w:sz="8" w:space="0" w:color="FFFFFF"/>
-              <w:right w:val="single" w:sz="8" w:space="0" w:color="FFFFFF"/>
-            </w:tcBorders>
-            <w:shd w:fill="auto" w:val="clear"/>
-          </w:tcPr>
-          <w:p>
-            <w:pPr>
-              <w:pStyle w:val="LOnormal"/>
-              <w:keepNext w:val="false"/>
-              <w:keepLines w:val="false"/>
-              <w:widowControl w:val="false"/>
-              <w:shd w:val="clear" w:fill="auto"/>
-              <w:spacing w:lineRule="auto" w:line="240" w:before="700" w:after="0"/>
-              <w:ind w:left="0" w:right="0" w:hanging="0"/>
-              <w:jc w:val="left"/>
-              <w:rPr>
-                <w:rFonts w:ascii="Figtree" w:hAnsi="Figtree" w:eastAsia="Figtree" w:cs="Figtree"/>
-                <w:sz w:val="24"/>
-                <w:szCs w:val="24"/>
-              </w:rPr>
-            </w:pPr>
-            <w:r>
-              <w:rPr>
-                <w:rFonts w:eastAsia="Figtree" w:cs="Figtree" w:ascii="Figtree" w:hAnsi="Figtree"/>
-                <w:sz w:val="24"/>
-                <w:szCs w:val="24"/>
-              </w:rPr>
-              <w:t xml:space="preserve">hellgrün energie GmbH </w:t>
-              <w:br/>
-              <w:t xml:space="preserve">Vitalisstraße 67 </w:t>
-              <w:br/>
-              <w:t>50827 Köln</w:t>
-            </w:r>
-          </w:p>
-        </w:tc>
-      </w:tr>
-    </w:tbl>
-    <w:p>
-      <w:pPr>
         <w:pStyle w:val="Heading2"/>
         <w:widowControl w:val="false"/>
         <w:spacing w:lineRule="auto" w:line="240" w:before="800" w:after="120"/>
@@ -518,30 +13,6 @@
           <w:b/>
           <w:b/>
           <w:bCs/>
-        </w:rPr>
-      </w:pPr>
-      <w:r>
-        <w:rPr>
-          <w:rFonts w:eastAsia="Figtree" w:cs="Figtree" w:ascii="Figtree" w:hAnsi="Figtree"/>
-          <w:b/>
-          <w:bCs/>
-        </w:rPr>
-      </w:r>
-      <w:bookmarkStart w:id="0" w:name="_6sir5ch57ja8"/>
-      <w:bookmarkStart w:id="1" w:name="_6sir5ch57ja8"/>
-      <w:bookmarkEnd w:id="1"/>
-    </w:p>
-    <w:p>
-      <w:pPr>
-        <w:pStyle w:val="Heading2"/>
-        <w:widowControl w:val="false"/>
-        <w:spacing w:lineRule="auto" w:line="240" w:before="800" w:after="120"/>
-        <w:ind w:left="-141" w:hanging="0"/>
-        <w:rPr>
-          <w:rFonts w:ascii="Figtree" w:hAnsi="Figtree" w:eastAsia="Figtree" w:cs="Figtree"/>
-          <w:b/>
-          <w:b/>
-          <w:bCs/>
           <w:sz w:val="28"/>
           <w:szCs w:val="28"/>
         </w:rPr>
@@ -554,16 +25,249 @@
           <w:sz w:val="28"/>
           <w:szCs w:val="28"/>
         </w:rPr>
-      </w:r>
-      <w:bookmarkStart w:id="2" w:name="_q229ocz4c2fh"/>
-      <w:bookmarkStart w:id="3" w:name="_q229ocz4c2fh"/>
-      <w:bookmarkEnd w:id="3"/>
+        <w:t>Projektbeschreibung und Leistungsumfang</w:t>
+      </w:r>
+    </w:p>
+    <w:p>
+      <w:pPr>
+        <w:pStyle w:val="LOnormal"/>
+        <w:widowControl w:val="false"/>
+        <w:spacing w:lineRule="auto" w:line="352" w:before="29" w:after="0"/>
+        <w:ind w:left="-141" w:right="57" w:hanging="0"/>
+        <w:jc w:val="both"/>
+        <w:rPr>
+          <w:rFonts w:ascii="Figtree" w:hAnsi="Figtree" w:eastAsia="Figtree" w:cs="Figtree"/>
+        </w:rPr>
+      </w:pPr>
+      <w:r>
+        <w:rPr>
+          <w:rFonts w:eastAsia="Figtree" w:cs="Figtree" w:ascii="Figtree" w:hAnsi="Figtree"/>
+        </w:rPr>
+        <w:t>Maximal halbe Seite</w:t>
+      </w:r>
+    </w:p>
+    <w:p>
+      <w:pPr>
+        <w:pStyle w:val="LOnormal"/>
+        <w:widowControl w:val="false"/>
+        <w:spacing w:lineRule="auto" w:line="360" w:before="240" w:after="240"/>
+        <w:rPr>
+          <w:rFonts w:ascii="Figtree" w:hAnsi="Figtree" w:eastAsia="Figtree" w:cs="Figtree"/>
+          <w:b/>
+          <w:b/>
+          <w:bCs/>
+        </w:rPr>
+      </w:pPr>
+      <w:r>
+        <w:rPr>
+          <w:rFonts w:eastAsia="Figtree" w:cs="Figtree" w:ascii="Figtree" w:hAnsi="Figtree"/>
+          <w:b/>
+          <w:bCs/>
+        </w:rPr>
+        <w:t>Enthält:</w:t>
+      </w:r>
+    </w:p>
+    <w:p>
+      <w:pPr>
+        <w:pStyle w:val="LOnormal"/>
+        <w:widowControl w:val="false"/>
+        <w:numPr>
+          <w:ilvl w:val="0"/>
+          <w:numId w:val="9"/>
+        </w:numPr>
+        <w:spacing w:lineRule="auto" w:line="360" w:before="240" w:afterAutospacing="0" w:after="0"/>
+        <w:ind w:left="720" w:hanging="360"/>
+        <w:rPr>
+          <w:rFonts w:ascii="Figtree" w:hAnsi="Figtree" w:eastAsia="Figtree" w:cs="Figtree"/>
+        </w:rPr>
+      </w:pPr>
+      <w:r>
+        <w:rPr>
+          <w:rFonts w:eastAsia="Figtree" w:cs="Figtree" w:ascii="Figtree" w:hAnsi="Figtree"/>
+        </w:rPr>
+        <w:t>Projektbeschreibung</w:t>
+        <w:br/>
+      </w:r>
+    </w:p>
+    <w:p>
+      <w:pPr>
+        <w:pStyle w:val="LOnormal"/>
+        <w:widowControl w:val="false"/>
+        <w:numPr>
+          <w:ilvl w:val="0"/>
+          <w:numId w:val="9"/>
+        </w:numPr>
+        <w:spacing w:lineRule="auto" w:line="360" w:beforeAutospacing="0" w:before="0" w:afterAutospacing="0" w:after="0"/>
+        <w:ind w:left="720" w:hanging="360"/>
+        <w:rPr>
+          <w:rFonts w:ascii="Figtree" w:hAnsi="Figtree" w:eastAsia="Figtree" w:cs="Figtree"/>
+        </w:rPr>
+      </w:pPr>
+      <w:r>
+        <w:rPr>
+          <w:rFonts w:eastAsia="Figtree" w:cs="Figtree" w:ascii="Figtree" w:hAnsi="Figtree"/>
+        </w:rPr>
+        <w:t>Adresse/Standort</w:t>
+        <w:br/>
+      </w:r>
+    </w:p>
+    <w:p>
+      <w:pPr>
+        <w:pStyle w:val="LOnormal"/>
+        <w:widowControl w:val="false"/>
+        <w:numPr>
+          <w:ilvl w:val="0"/>
+          <w:numId w:val="9"/>
+        </w:numPr>
+        <w:spacing w:lineRule="auto" w:line="360" w:beforeAutospacing="0" w:before="0" w:afterAutospacing="0" w:after="0"/>
+        <w:ind w:left="720" w:hanging="360"/>
+        <w:rPr>
+          <w:rFonts w:ascii="Figtree" w:hAnsi="Figtree" w:eastAsia="Figtree" w:cs="Figtree"/>
+        </w:rPr>
+      </w:pPr>
+      <w:r>
+        <w:rPr>
+          <w:rFonts w:eastAsia="Figtree" w:cs="Figtree" w:ascii="Figtree" w:hAnsi="Figtree"/>
+        </w:rPr>
+        <w:t>Umfang des Repowerings</w:t>
+        <w:br/>
+      </w:r>
+    </w:p>
+    <w:p>
+      <w:pPr>
+        <w:pStyle w:val="LOnormal"/>
+        <w:widowControl w:val="false"/>
+        <w:numPr>
+          <w:ilvl w:val="0"/>
+          <w:numId w:val="9"/>
+        </w:numPr>
+        <w:spacing w:lineRule="auto" w:line="360" w:beforeAutospacing="0" w:before="0" w:afterAutospacing="0" w:after="0"/>
+        <w:ind w:left="720" w:hanging="360"/>
+        <w:rPr>
+          <w:rFonts w:ascii="Figtree" w:hAnsi="Figtree" w:eastAsia="Figtree" w:cs="Figtree"/>
+        </w:rPr>
+      </w:pPr>
+      <w:r>
+        <w:rPr>
+          <w:rFonts w:eastAsia="Figtree" w:cs="Figtree" w:ascii="Figtree" w:hAnsi="Figtree"/>
+        </w:rPr>
+        <w:t>Netzanschlussnormen (z. B. VDE-AR-N 4105)</w:t>
+        <w:br/>
+      </w:r>
+    </w:p>
+    <w:p>
+      <w:pPr>
+        <w:pStyle w:val="LOnormal"/>
+        <w:widowControl w:val="false"/>
+        <w:numPr>
+          <w:ilvl w:val="0"/>
+          <w:numId w:val="9"/>
+        </w:numPr>
+        <w:spacing w:lineRule="auto" w:line="360" w:beforeAutospacing="0" w:before="0" w:after="240"/>
+        <w:ind w:left="720" w:hanging="360"/>
+        <w:rPr>
+          <w:rFonts w:ascii="Figtree" w:hAnsi="Figtree" w:eastAsia="Figtree" w:cs="Figtree"/>
+        </w:rPr>
+      </w:pPr>
+      <w:r>
+        <w:rPr>
+          <w:rFonts w:eastAsia="Figtree" w:cs="Figtree" w:ascii="Figtree" w:hAnsi="Figtree"/>
+        </w:rPr>
+        <w:t>Optionen (Wallboxen, Wärmepumpen)</w:t>
+        <w:br/>
+      </w:r>
+    </w:p>
+    <w:p>
+      <w:pPr>
+        <w:pStyle w:val="LOnormal"/>
+        <w:widowControl w:val="false"/>
+        <w:spacing w:lineRule="auto" w:line="360" w:before="240" w:after="240"/>
+        <w:rPr>
+          <w:rFonts w:ascii="Figtree" w:hAnsi="Figtree" w:eastAsia="Figtree" w:cs="Figtree"/>
+        </w:rPr>
+      </w:pPr>
+      <w:r>
+        <w:rPr>
+          <w:rFonts w:eastAsia="Figtree" w:cs="Figtree" w:ascii="Figtree" w:hAnsi="Figtree"/>
+          <w:b/>
+          <w:bCs/>
+        </w:rPr>
+        <w:t>Stil:</w:t>
+      </w:r>
+      <w:r>
+        <w:rPr>
+          <w:rFonts w:eastAsia="Figtree" w:cs="Figtree" w:ascii="Figtree" w:hAnsi="Figtree"/>
+        </w:rPr>
+        <w:t xml:space="preserve"> Überblick + aufgezählter Leistungsumfang.</w:t>
+      </w:r>
+    </w:p>
+    <w:p>
+      <w:pPr>
+        <w:pStyle w:val="LOnormal"/>
+        <w:widowControl w:val="false"/>
+        <w:spacing w:lineRule="auto" w:line="360"/>
+        <w:ind w:left="0" w:right="5" w:hanging="0"/>
+        <w:rPr>
+          <w:rFonts w:ascii="Figtree" w:hAnsi="Figtree" w:eastAsia="Figtree" w:cs="Figtree"/>
+        </w:rPr>
+      </w:pPr>
+      <w:r>
+        <w:rPr>
+          <w:rFonts w:eastAsia="Figtree" w:cs="Figtree" w:ascii="Figtree" w:hAnsi="Figtree"/>
+        </w:rPr>
+      </w:r>
+    </w:p>
+    <w:p>
+      <w:pPr>
+        <w:pStyle w:val="LOnormal"/>
+        <w:widowControl w:val="false"/>
+        <w:spacing w:lineRule="auto" w:line="360"/>
+        <w:ind w:left="0" w:right="5" w:hanging="0"/>
+        <w:rPr>
+          <w:rFonts w:ascii="Figtree" w:hAnsi="Figtree" w:eastAsia="Figtree" w:cs="Figtree"/>
+          <w:b/>
+          <w:b/>
+          <w:bCs/>
+        </w:rPr>
+      </w:pPr>
+      <w:r>
+        <w:rPr>
+          <w:rFonts w:eastAsia="Figtree" w:cs="Figtree" w:ascii="Figtree" w:hAnsi="Figtree"/>
+          <w:b/>
+          <w:bCs/>
+        </w:rPr>
+        <w:t>Nicht enthalten sind:</w:t>
+      </w:r>
+    </w:p>
+    <w:p>
+      <w:pPr>
+        <w:pStyle w:val="LOnormal"/>
+        <w:widowControl w:val="false"/>
+        <w:numPr>
+          <w:ilvl w:val="0"/>
+          <w:numId w:val="12"/>
+        </w:numPr>
+        <w:spacing w:lineRule="auto" w:line="360"/>
+        <w:ind w:left="720" w:right="5" w:hanging="360"/>
+        <w:rPr>
+          <w:rFonts w:ascii="Figtree" w:hAnsi="Figtree" w:eastAsia="Figtree" w:cs="Figtree"/>
+        </w:rPr>
+      </w:pPr>
+      <w:r>
+        <w:rPr>
+          <w:rFonts w:eastAsia="Figtree" w:cs="Figtree" w:ascii="Figtree" w:hAnsi="Figtree"/>
+        </w:rPr>
+        <w:t>Wartungsvertrag/ O&amp;M</w:t>
+      </w:r>
+      <w:r>
+        <w:br w:type="page"/>
+      </w:r>
     </w:p>
     <w:p>
       <w:pPr>
         <w:pStyle w:val="Heading2"/>
         <w:widowControl w:val="false"/>
-        <w:spacing w:lineRule="auto" w:line="240" w:before="800" w:after="120"/>
+        <w:spacing w:lineRule="auto" w:line="240" w:before="367" w:after="120"/>
         <w:ind w:left="-141" w:hanging="0"/>
         <w:rPr>
           <w:rFonts w:ascii="Figtree" w:hAnsi="Figtree" w:eastAsia="Figtree" w:cs="Figtree"/>
@@ -574,8 +278,8 @@
           <w:szCs w:val="28"/>
         </w:rPr>
       </w:pPr>
-      <w:bookmarkStart w:id="4" w:name="_q0om9osq7fh"/>
-      <w:bookmarkEnd w:id="4"/>
+      <w:bookmarkStart w:id="0" w:name="_gi3fwpt45vz"/>
+      <w:bookmarkEnd w:id="0"/>
       <w:r>
         <w:rPr>
           <w:rFonts w:eastAsia="Figtree" w:cs="Figtree" w:ascii="Figtree" w:hAnsi="Figtree"/>
@@ -584,32 +288,14 @@
           <w:sz w:val="28"/>
           <w:szCs w:val="28"/>
         </w:rPr>
-        <w:t>Projektbeschreibung und Leistungsumfang</w:t>
-      </w:r>
-    </w:p>
-    <w:p>
-      <w:pPr>
-        <w:pStyle w:val="LOnormal"/>
-        <w:widowControl w:val="false"/>
-        <w:spacing w:lineRule="auto" w:line="355" w:before="29" w:after="0"/>
-        <w:ind w:left="-141" w:right="57" w:hanging="0"/>
-        <w:jc w:val="both"/>
-        <w:rPr>
-          <w:rFonts w:ascii="Figtree" w:hAnsi="Figtree" w:eastAsia="Figtree" w:cs="Figtree"/>
-        </w:rPr>
-      </w:pPr>
-      <w:r>
-        <w:rPr>
-          <w:rFonts w:eastAsia="Figtree" w:cs="Figtree" w:ascii="Figtree" w:hAnsi="Figtree"/>
-        </w:rPr>
-        <w:t>Maximal halbe Seite</w:t>
-      </w:r>
-    </w:p>
-    <w:p>
-      <w:pPr>
-        <w:pStyle w:val="LOnormal"/>
-        <w:widowControl w:val="false"/>
-        <w:spacing w:lineRule="auto" w:line="360" w:before="240" w:after="240"/>
+        <w:t>Modulanordnung</w:t>
+      </w:r>
+    </w:p>
+    <w:p>
+      <w:pPr>
+        <w:pStyle w:val="LOnormal"/>
+        <w:widowControl w:val="false"/>
+        <w:spacing w:lineRule="auto" w:line="240" w:before="240" w:after="240"/>
         <w:rPr>
           <w:rFonts w:ascii="Figtree" w:hAnsi="Figtree" w:eastAsia="Figtree" w:cs="Figtree"/>
           <w:b/>
@@ -632,19 +318,19 @@
         <w:widowControl w:val="false"/>
         <w:numPr>
           <w:ilvl w:val="0"/>
-          <w:numId w:val="9"/>
-        </w:numPr>
-        <w:spacing w:lineRule="auto" w:line="360" w:before="240" w:afterAutospacing="0" w:after="0"/>
-        <w:ind w:left="720" w:hanging="360"/>
-        <w:rPr>
-          <w:rFonts w:ascii="Figtree" w:hAnsi="Figtree" w:eastAsia="Figtree" w:cs="Figtree"/>
-        </w:rPr>
-      </w:pPr>
-      <w:r>
-        <w:rPr>
-          <w:rFonts w:eastAsia="Figtree" w:cs="Figtree" w:ascii="Figtree" w:hAnsi="Figtree"/>
-        </w:rPr>
-        <w:t>Projektbeschreibung</w:t>
+          <w:numId w:val="7"/>
+        </w:numPr>
+        <w:spacing w:lineRule="auto" w:line="240" w:before="240" w:afterAutospacing="0" w:after="0"/>
+        <w:ind w:left="720" w:hanging="360"/>
+        <w:rPr>
+          <w:rFonts w:ascii="Figtree" w:hAnsi="Figtree" w:eastAsia="Figtree" w:cs="Figtree"/>
+        </w:rPr>
+      </w:pPr>
+      <w:r>
+        <w:rPr>
+          <w:rFonts w:eastAsia="Figtree" w:cs="Figtree" w:ascii="Figtree" w:hAnsi="Figtree"/>
+        </w:rPr>
+        <w:t>Dachtyp, Ausrichtung, Neigung</w:t>
         <w:br/>
       </w:r>
     </w:p>
@@ -654,19 +340,19 @@
         <w:widowControl w:val="false"/>
         <w:numPr>
           <w:ilvl w:val="0"/>
-          <w:numId w:val="9"/>
-        </w:numPr>
-        <w:spacing w:lineRule="auto" w:line="360" w:beforeAutospacing="0" w:before="0" w:afterAutospacing="0" w:after="0"/>
-        <w:ind w:left="720" w:hanging="360"/>
-        <w:rPr>
-          <w:rFonts w:ascii="Figtree" w:hAnsi="Figtree" w:eastAsia="Figtree" w:cs="Figtree"/>
-        </w:rPr>
-      </w:pPr>
-      <w:r>
-        <w:rPr>
-          <w:rFonts w:eastAsia="Figtree" w:cs="Figtree" w:ascii="Figtree" w:hAnsi="Figtree"/>
-        </w:rPr>
-        <w:t>Adresse/Standort</w:t>
+          <w:numId w:val="7"/>
+        </w:numPr>
+        <w:spacing w:lineRule="auto" w:line="240" w:beforeAutospacing="0" w:before="0" w:afterAutospacing="0" w:after="0"/>
+        <w:ind w:left="720" w:hanging="360"/>
+        <w:rPr>
+          <w:rFonts w:ascii="Figtree" w:hAnsi="Figtree" w:eastAsia="Figtree" w:cs="Figtree"/>
+        </w:rPr>
+      </w:pPr>
+      <w:r>
+        <w:rPr>
+          <w:rFonts w:eastAsia="Figtree" w:cs="Figtree" w:ascii="Figtree" w:hAnsi="Figtree"/>
+        </w:rPr>
+        <w:t>statische Randbedingungen</w:t>
         <w:br/>
       </w:r>
     </w:p>
@@ -676,19 +362,19 @@
         <w:widowControl w:val="false"/>
         <w:numPr>
           <w:ilvl w:val="0"/>
-          <w:numId w:val="9"/>
-        </w:numPr>
-        <w:spacing w:lineRule="auto" w:line="360" w:beforeAutospacing="0" w:before="0" w:afterAutospacing="0" w:after="0"/>
-        <w:ind w:left="720" w:hanging="360"/>
-        <w:rPr>
-          <w:rFonts w:ascii="Figtree" w:hAnsi="Figtree" w:eastAsia="Figtree" w:cs="Figtree"/>
-        </w:rPr>
-      </w:pPr>
-      <w:r>
-        <w:rPr>
-          <w:rFonts w:eastAsia="Figtree" w:cs="Figtree" w:ascii="Figtree" w:hAnsi="Figtree"/>
-        </w:rPr>
-        <w:t>Umfang des Repowerings</w:t>
+          <w:numId w:val="7"/>
+        </w:numPr>
+        <w:spacing w:lineRule="auto" w:line="240" w:beforeAutospacing="0" w:before="0" w:afterAutospacing="0" w:after="0"/>
+        <w:ind w:left="720" w:hanging="360"/>
+        <w:rPr>
+          <w:rFonts w:ascii="Figtree" w:hAnsi="Figtree" w:eastAsia="Figtree" w:cs="Figtree"/>
+        </w:rPr>
+      </w:pPr>
+      <w:r>
+        <w:rPr>
+          <w:rFonts w:eastAsia="Figtree" w:cs="Figtree" w:ascii="Figtree" w:hAnsi="Figtree"/>
+        </w:rPr>
+        <w:t>Beispiel-Layout inkl. kWp-Berechnung</w:t>
         <w:br/>
       </w:r>
     </w:p>
@@ -698,128 +384,19 @@
         <w:widowControl w:val="false"/>
         <w:numPr>
           <w:ilvl w:val="0"/>
-          <w:numId w:val="9"/>
-        </w:numPr>
-        <w:spacing w:lineRule="auto" w:line="360" w:beforeAutospacing="0" w:before="0" w:afterAutospacing="0" w:after="0"/>
-        <w:ind w:left="720" w:hanging="360"/>
-        <w:rPr>
-          <w:rFonts w:ascii="Figtree" w:hAnsi="Figtree" w:eastAsia="Figtree" w:cs="Figtree"/>
-        </w:rPr>
-      </w:pPr>
-      <w:r>
-        <w:rPr>
-          <w:rFonts w:eastAsia="Figtree" w:cs="Figtree" w:ascii="Figtree" w:hAnsi="Figtree"/>
-        </w:rPr>
-        <w:t>Netzanschlussnormen (z. B. VDE-AR-N 4105)</w:t>
-        <w:br/>
-      </w:r>
-    </w:p>
-    <w:p>
-      <w:pPr>
-        <w:pStyle w:val="LOnormal"/>
-        <w:widowControl w:val="false"/>
-        <w:numPr>
-          <w:ilvl w:val="0"/>
-          <w:numId w:val="9"/>
-        </w:numPr>
-        <w:spacing w:lineRule="auto" w:line="360" w:beforeAutospacing="0" w:before="0" w:after="240"/>
-        <w:ind w:left="720" w:hanging="360"/>
-        <w:rPr>
-          <w:rFonts w:ascii="Figtree" w:hAnsi="Figtree" w:eastAsia="Figtree" w:cs="Figtree"/>
-        </w:rPr>
-      </w:pPr>
-      <w:r>
-        <w:rPr>
-          <w:rFonts w:eastAsia="Figtree" w:cs="Figtree" w:ascii="Figtree" w:hAnsi="Figtree"/>
-        </w:rPr>
-        <w:t>Optionen (Wallboxen, Wärmepumpen)</w:t>
-        <w:br/>
-      </w:r>
-    </w:p>
-    <w:p>
-      <w:pPr>
-        <w:pStyle w:val="LOnormal"/>
-        <w:widowControl w:val="false"/>
-        <w:spacing w:lineRule="auto" w:line="360" w:before="240" w:after="240"/>
-        <w:rPr>
-          <w:rFonts w:ascii="Figtree" w:hAnsi="Figtree" w:eastAsia="Figtree" w:cs="Figtree"/>
-        </w:rPr>
-      </w:pPr>
-      <w:r>
-        <w:rPr>
-          <w:rFonts w:eastAsia="Figtree" w:cs="Figtree" w:ascii="Figtree" w:hAnsi="Figtree"/>
-          <w:b/>
-          <w:bCs/>
-        </w:rPr>
-        <w:t>Stil:</w:t>
-      </w:r>
-      <w:r>
-        <w:rPr>
-          <w:rFonts w:eastAsia="Figtree" w:cs="Figtree" w:ascii="Figtree" w:hAnsi="Figtree"/>
-        </w:rPr>
-        <w:t xml:space="preserve"> Überblick + aufgezählter Leistungsumfang.</w:t>
-      </w:r>
-    </w:p>
-    <w:p>
-      <w:pPr>
-        <w:pStyle w:val="LOnormal"/>
-        <w:widowControl w:val="false"/>
-        <w:spacing w:lineRule="auto" w:line="360"/>
-        <w:ind w:left="0" w:right="5" w:hanging="0"/>
-        <w:rPr>
-          <w:rFonts w:ascii="Figtree" w:hAnsi="Figtree" w:eastAsia="Figtree" w:cs="Figtree"/>
-        </w:rPr>
-      </w:pPr>
-      <w:r>
-        <w:rPr>
-          <w:rFonts w:eastAsia="Figtree" w:cs="Figtree" w:ascii="Figtree" w:hAnsi="Figtree"/>
-        </w:rPr>
-      </w:r>
-    </w:p>
-    <w:p>
-      <w:pPr>
-        <w:pStyle w:val="LOnormal"/>
-        <w:widowControl w:val="false"/>
-        <w:spacing w:lineRule="auto" w:line="360"/>
-        <w:ind w:left="0" w:right="5" w:hanging="0"/>
-        <w:rPr>
-          <w:rFonts w:ascii="Figtree" w:hAnsi="Figtree" w:eastAsia="Figtree" w:cs="Figtree"/>
-          <w:b/>
-          <w:b/>
-          <w:bCs/>
-        </w:rPr>
-      </w:pPr>
-      <w:r>
-        <w:rPr>
-          <w:rFonts w:eastAsia="Figtree" w:cs="Figtree" w:ascii="Figtree" w:hAnsi="Figtree"/>
-          <w:b/>
-          <w:bCs/>
-        </w:rPr>
-        <w:t>Nicht enthalten sind:</w:t>
-      </w:r>
-    </w:p>
-    <w:p>
-      <w:pPr>
-        <w:pStyle w:val="LOnormal"/>
-        <w:widowControl w:val="false"/>
-        <w:numPr>
-          <w:ilvl w:val="0"/>
-          <w:numId w:val="12"/>
-        </w:numPr>
-        <w:spacing w:lineRule="auto" w:line="360"/>
-        <w:ind w:left="720" w:right="5" w:hanging="360"/>
-        <w:rPr>
-          <w:rFonts w:ascii="Figtree" w:hAnsi="Figtree" w:eastAsia="Figtree" w:cs="Figtree"/>
-        </w:rPr>
-      </w:pPr>
-      <w:r>
-        <w:rPr>
-          <w:rFonts w:eastAsia="Figtree" w:cs="Figtree" w:ascii="Figtree" w:hAnsi="Figtree"/>
-        </w:rPr>
-        <w:t>Wartungsvertrag/ O&amp;M</w:t>
-      </w:r>
-      <w:r>
-        <w:br w:type="page"/>
+          <w:numId w:val="7"/>
+        </w:numPr>
+        <w:spacing w:lineRule="auto" w:line="240" w:beforeAutospacing="0" w:before="0" w:after="240"/>
+        <w:ind w:left="720" w:hanging="360"/>
+        <w:rPr>
+          <w:rFonts w:ascii="Figtree" w:hAnsi="Figtree" w:eastAsia="Figtree" w:cs="Figtree"/>
+        </w:rPr>
+      </w:pPr>
+      <w:r>
+        <w:rPr>
+          <w:rFonts w:eastAsia="Figtree" w:cs="Figtree" w:ascii="Figtree" w:hAnsi="Figtree"/>
+        </w:rPr>
+        <w:t>Sicherheitsanforderungen (Absturz, Brand, Blitzschutz)</w:t>
       </w:r>
     </w:p>
     <w:p>
@@ -833,146 +410,175 @@
           <w:b/>
           <w:b/>
           <w:bCs/>
+        </w:rPr>
+      </w:pPr>
+      <w:bookmarkStart w:id="1" w:name="_499vk2z0aklj"/>
+      <w:bookmarkEnd w:id="1"/>
+      <w:r>
+        <w:rPr>
+          <w:rFonts w:eastAsia="Figtree" w:cs="Figtree" w:ascii="Figtree" w:hAnsi="Figtree"/>
+          <w:b/>
+          <w:bCs/>
           <w:sz w:val="28"/>
           <w:szCs w:val="28"/>
         </w:rPr>
-      </w:pPr>
-      <w:bookmarkStart w:id="5" w:name="_gi3fwpt45vz"/>
-      <w:bookmarkEnd w:id="5"/>
-      <w:r>
-        <w:rPr>
-          <w:rFonts w:eastAsia="Figtree" w:cs="Figtree" w:ascii="Figtree" w:hAnsi="Figtree"/>
+        <w:t>Photovoltaikmodule</w:t>
+      </w:r>
+      <w:r>
+        <w:rPr>
+          <w:rFonts w:eastAsia="Figtree" w:cs="Figtree" w:ascii="Figtree" w:hAnsi="Figtree"/>
+          <w:b/>
+          <w:bCs/>
+        </w:rPr>
+        <w:t xml:space="preserve"> </w:t>
+      </w:r>
+    </w:p>
+    <w:p>
+      <w:pPr>
+        <w:pStyle w:val="LOnormal"/>
+        <w:widowControl w:val="false"/>
+        <w:spacing w:lineRule="auto" w:line="360" w:before="240" w:after="240"/>
+        <w:jc w:val="both"/>
+        <w:rPr>
+          <w:rFonts w:ascii="Figtree" w:hAnsi="Figtree" w:eastAsia="Figtree" w:cs="Figtree"/>
+          <w:b/>
+          <w:b/>
+          <w:bCs/>
+        </w:rPr>
+      </w:pPr>
+      <w:r>
+        <w:rPr>
+          <w:rFonts w:eastAsia="Figtree" w:cs="Figtree" w:ascii="Figtree" w:hAnsi="Figtree"/>
+          <w:b/>
+          <w:bCs/>
+        </w:rPr>
+        <w:t>Enthält:</w:t>
+      </w:r>
+    </w:p>
+    <w:p>
+      <w:pPr>
+        <w:pStyle w:val="LOnormal"/>
+        <w:widowControl w:val="false"/>
+        <w:numPr>
+          <w:ilvl w:val="0"/>
+          <w:numId w:val="5"/>
+        </w:numPr>
+        <w:spacing w:lineRule="auto" w:line="360" w:before="240" w:afterAutospacing="0" w:after="0"/>
+        <w:ind w:left="720" w:hanging="360"/>
+        <w:rPr>
+          <w:rFonts w:ascii="Figtree" w:hAnsi="Figtree" w:eastAsia="Figtree" w:cs="Figtree"/>
+        </w:rPr>
+      </w:pPr>
+      <w:r>
+        <w:rPr>
+          <w:rFonts w:eastAsia="Figtree" w:cs="Figtree" w:ascii="Figtree" w:hAnsi="Figtree"/>
+        </w:rPr>
+        <w:t>Modultyp (z. B. Doppelglas, Tier 1)</w:t>
+        <w:br/>
+      </w:r>
+    </w:p>
+    <w:p>
+      <w:pPr>
+        <w:pStyle w:val="LOnormal"/>
+        <w:widowControl w:val="false"/>
+        <w:numPr>
+          <w:ilvl w:val="0"/>
+          <w:numId w:val="5"/>
+        </w:numPr>
+        <w:spacing w:lineRule="auto" w:line="360" w:beforeAutospacing="0" w:before="0" w:afterAutospacing="0" w:after="0"/>
+        <w:ind w:left="720" w:hanging="360"/>
+        <w:rPr>
+          <w:rFonts w:ascii="Figtree" w:hAnsi="Figtree" w:eastAsia="Figtree" w:cs="Figtree"/>
+        </w:rPr>
+      </w:pPr>
+      <w:r>
+        <w:rPr>
+          <w:rFonts w:eastAsia="Figtree" w:cs="Figtree" w:ascii="Figtree" w:hAnsi="Figtree"/>
+        </w:rPr>
+        <w:t>Garantien (lineare Leistung, Produktgarantie)</w:t>
+        <w:br/>
+      </w:r>
+    </w:p>
+    <w:p>
+      <w:pPr>
+        <w:pStyle w:val="LOnormal"/>
+        <w:widowControl w:val="false"/>
+        <w:numPr>
+          <w:ilvl w:val="0"/>
+          <w:numId w:val="5"/>
+        </w:numPr>
+        <w:spacing w:lineRule="auto" w:line="360" w:beforeAutospacing="0" w:before="0" w:afterAutospacing="0" w:after="0"/>
+        <w:ind w:left="720" w:hanging="360"/>
+        <w:rPr>
+          <w:rFonts w:ascii="Figtree" w:hAnsi="Figtree" w:eastAsia="Figtree" w:cs="Figtree"/>
+        </w:rPr>
+      </w:pPr>
+      <w:r>
+        <w:rPr>
+          <w:rFonts w:eastAsia="Figtree" w:cs="Figtree" w:ascii="Figtree" w:hAnsi="Figtree"/>
+        </w:rPr>
+        <w:t>Normkonformität (EN 61215, EN 61730)</w:t>
+        <w:br/>
+      </w:r>
+    </w:p>
+    <w:p>
+      <w:pPr>
+        <w:pStyle w:val="LOnormal"/>
+        <w:widowControl w:val="false"/>
+        <w:numPr>
+          <w:ilvl w:val="0"/>
+          <w:numId w:val="5"/>
+        </w:numPr>
+        <w:spacing w:lineRule="auto" w:line="360" w:beforeAutospacing="0" w:before="0" w:afterAutospacing="0" w:after="0"/>
+        <w:ind w:left="720" w:hanging="360"/>
+        <w:rPr>
+          <w:rFonts w:ascii="Figtree" w:hAnsi="Figtree" w:eastAsia="Figtree" w:cs="Figtree"/>
+        </w:rPr>
+      </w:pPr>
+      <w:r>
+        <w:rPr>
+          <w:rFonts w:eastAsia="Figtree" w:cs="Figtree" w:ascii="Figtree" w:hAnsi="Figtree"/>
+        </w:rPr>
+        <w:t>technische Anforderungen</w:t>
+        <w:br/>
+      </w:r>
+    </w:p>
+    <w:p>
+      <w:pPr>
+        <w:pStyle w:val="LOnormal"/>
+        <w:widowControl w:val="false"/>
+        <w:numPr>
+          <w:ilvl w:val="0"/>
+          <w:numId w:val="5"/>
+        </w:numPr>
+        <w:spacing w:lineRule="auto" w:line="360" w:beforeAutospacing="0" w:before="0" w:after="240"/>
+        <w:ind w:left="720" w:hanging="360"/>
+        <w:rPr>
+          <w:rFonts w:ascii="Figtree" w:hAnsi="Figtree" w:eastAsia="Figtree" w:cs="Figtree"/>
+        </w:rPr>
+      </w:pPr>
+      <w:r>
+        <w:rPr>
+          <w:rFonts w:eastAsia="Figtree" w:cs="Figtree" w:ascii="Figtree" w:hAnsi="Figtree"/>
+        </w:rPr>
+        <w:t>Platzhalter für Hersteller, Modell, Leistungsangabe</w:t>
+      </w:r>
+    </w:p>
+    <w:p>
+      <w:pPr>
+        <w:pStyle w:val="Heading2"/>
+        <w:ind w:left="-141" w:hanging="0"/>
+        <w:rPr>
+          <w:rFonts w:ascii="Figtree" w:hAnsi="Figtree" w:eastAsia="Figtree" w:cs="Figtree"/>
+          <w:b/>
           <w:b/>
           <w:bCs/>
           <w:sz w:val="28"/>
           <w:szCs w:val="28"/>
         </w:rPr>
-        <w:t>Modulanordnung</w:t>
-      </w:r>
-    </w:p>
-    <w:p>
-      <w:pPr>
-        <w:pStyle w:val="LOnormal"/>
-        <w:widowControl w:val="false"/>
-        <w:spacing w:lineRule="auto" w:line="240" w:before="240" w:after="240"/>
-        <w:rPr>
-          <w:rFonts w:ascii="Figtree" w:hAnsi="Figtree" w:eastAsia="Figtree" w:cs="Figtree"/>
-          <w:b/>
-          <w:b/>
-          <w:bCs/>
-        </w:rPr>
-      </w:pPr>
-      <w:r>
-        <w:rPr>
-          <w:rFonts w:eastAsia="Figtree" w:cs="Figtree" w:ascii="Figtree" w:hAnsi="Figtree"/>
-          <w:b/>
-          <w:bCs/>
-        </w:rPr>
-        <w:t>Enthält:</w:t>
-      </w:r>
-    </w:p>
-    <w:p>
-      <w:pPr>
-        <w:pStyle w:val="LOnormal"/>
-        <w:widowControl w:val="false"/>
-        <w:numPr>
-          <w:ilvl w:val="0"/>
-          <w:numId w:val="7"/>
-        </w:numPr>
-        <w:spacing w:lineRule="auto" w:line="240" w:before="240" w:afterAutospacing="0" w:after="0"/>
-        <w:ind w:left="720" w:hanging="360"/>
-        <w:rPr>
-          <w:rFonts w:ascii="Figtree" w:hAnsi="Figtree" w:eastAsia="Figtree" w:cs="Figtree"/>
-        </w:rPr>
-      </w:pPr>
-      <w:r>
-        <w:rPr>
-          <w:rFonts w:eastAsia="Figtree" w:cs="Figtree" w:ascii="Figtree" w:hAnsi="Figtree"/>
-        </w:rPr>
-        <w:t>Dachtyp, Ausrichtung, Neigung</w:t>
-        <w:br/>
-      </w:r>
-    </w:p>
-    <w:p>
-      <w:pPr>
-        <w:pStyle w:val="LOnormal"/>
-        <w:widowControl w:val="false"/>
-        <w:numPr>
-          <w:ilvl w:val="0"/>
-          <w:numId w:val="7"/>
-        </w:numPr>
-        <w:spacing w:lineRule="auto" w:line="240" w:beforeAutospacing="0" w:before="0" w:afterAutospacing="0" w:after="0"/>
-        <w:ind w:left="720" w:hanging="360"/>
-        <w:rPr>
-          <w:rFonts w:ascii="Figtree" w:hAnsi="Figtree" w:eastAsia="Figtree" w:cs="Figtree"/>
-        </w:rPr>
-      </w:pPr>
-      <w:r>
-        <w:rPr>
-          <w:rFonts w:eastAsia="Figtree" w:cs="Figtree" w:ascii="Figtree" w:hAnsi="Figtree"/>
-        </w:rPr>
-        <w:t>statische Randbedingungen</w:t>
-        <w:br/>
-      </w:r>
-    </w:p>
-    <w:p>
-      <w:pPr>
-        <w:pStyle w:val="LOnormal"/>
-        <w:widowControl w:val="false"/>
-        <w:numPr>
-          <w:ilvl w:val="0"/>
-          <w:numId w:val="7"/>
-        </w:numPr>
-        <w:spacing w:lineRule="auto" w:line="240" w:beforeAutospacing="0" w:before="0" w:afterAutospacing="0" w:after="0"/>
-        <w:ind w:left="720" w:hanging="360"/>
-        <w:rPr>
-          <w:rFonts w:ascii="Figtree" w:hAnsi="Figtree" w:eastAsia="Figtree" w:cs="Figtree"/>
-        </w:rPr>
-      </w:pPr>
-      <w:r>
-        <w:rPr>
-          <w:rFonts w:eastAsia="Figtree" w:cs="Figtree" w:ascii="Figtree" w:hAnsi="Figtree"/>
-        </w:rPr>
-        <w:t>Beispiel-Layout inkl. kWp-Berechnung</w:t>
-        <w:br/>
-      </w:r>
-    </w:p>
-    <w:p>
-      <w:pPr>
-        <w:pStyle w:val="LOnormal"/>
-        <w:widowControl w:val="false"/>
-        <w:numPr>
-          <w:ilvl w:val="0"/>
-          <w:numId w:val="7"/>
-        </w:numPr>
-        <w:spacing w:lineRule="auto" w:line="240" w:beforeAutospacing="0" w:before="0" w:after="240"/>
-        <w:ind w:left="720" w:hanging="360"/>
-        <w:rPr>
-          <w:rFonts w:ascii="Figtree" w:hAnsi="Figtree" w:eastAsia="Figtree" w:cs="Figtree"/>
-        </w:rPr>
-      </w:pPr>
-      <w:r>
-        <w:rPr>
-          <w:rFonts w:eastAsia="Figtree" w:cs="Figtree" w:ascii="Figtree" w:hAnsi="Figtree"/>
-        </w:rPr>
-        <w:t>Sicherheitsanforderungen (Absturz, Brand, Blitzschutz)</w:t>
-      </w:r>
-    </w:p>
-    <w:p>
-      <w:pPr>
-        <w:pStyle w:val="Heading2"/>
-        <w:widowControl w:val="false"/>
-        <w:spacing w:lineRule="auto" w:line="240" w:before="367" w:after="120"/>
-        <w:ind w:left="-141" w:hanging="0"/>
-        <w:rPr>
-          <w:rFonts w:ascii="Figtree" w:hAnsi="Figtree" w:eastAsia="Figtree" w:cs="Figtree"/>
-          <w:b/>
-          <w:b/>
-          <w:bCs/>
-        </w:rPr>
-      </w:pPr>
-      <w:bookmarkStart w:id="6" w:name="_499vk2z0aklj"/>
-      <w:bookmarkEnd w:id="6"/>
+      </w:pPr>
+      <w:bookmarkStart w:id="2" w:name="_wvezu3qpm3ac"/>
+      <w:bookmarkEnd w:id="2"/>
       <w:r>
         <w:rPr>
           <w:rFonts w:eastAsia="Figtree" w:cs="Figtree" w:ascii="Figtree" w:hAnsi="Figtree"/>
@@ -981,15 +587,208 @@
           <w:sz w:val="28"/>
           <w:szCs w:val="28"/>
         </w:rPr>
-        <w:t>Photovoltaikmodule</w:t>
-      </w:r>
-      <w:r>
-        <w:rPr>
-          <w:rFonts w:eastAsia="Figtree" w:cs="Figtree" w:ascii="Figtree" w:hAnsi="Figtree"/>
-          <w:b/>
-          <w:bCs/>
-        </w:rPr>
-        <w:t xml:space="preserve"> </w:t>
+        <w:t>Dach und Unterkonstruktion</w:t>
+      </w:r>
+    </w:p>
+    <w:p>
+      <w:pPr>
+        <w:pStyle w:val="LOnormal"/>
+        <w:widowControl w:val="false"/>
+        <w:spacing w:lineRule="auto" w:line="352" w:before="240" w:after="240"/>
+        <w:jc w:val="both"/>
+        <w:rPr>
+          <w:rFonts w:ascii="Figtree" w:hAnsi="Figtree" w:eastAsia="Figtree" w:cs="Figtree"/>
+          <w:b/>
+          <w:b/>
+          <w:bCs/>
+        </w:rPr>
+      </w:pPr>
+      <w:r>
+        <w:rPr>
+          <w:rFonts w:eastAsia="Figtree" w:cs="Figtree" w:ascii="Figtree" w:hAnsi="Figtree"/>
+          <w:b/>
+          <w:bCs/>
+        </w:rPr>
+        <w:t>Enthält:</w:t>
+      </w:r>
+    </w:p>
+    <w:p>
+      <w:pPr>
+        <w:pStyle w:val="LOnormal"/>
+        <w:widowControl w:val="false"/>
+        <w:numPr>
+          <w:ilvl w:val="0"/>
+          <w:numId w:val="11"/>
+        </w:numPr>
+        <w:spacing w:lineRule="auto" w:line="352" w:before="240" w:afterAutospacing="0" w:after="0"/>
+        <w:ind w:left="720" w:hanging="360"/>
+        <w:rPr>
+          <w:rFonts w:ascii="Figtree" w:hAnsi="Figtree" w:eastAsia="Figtree" w:cs="Figtree"/>
+        </w:rPr>
+      </w:pPr>
+      <w:r>
+        <w:rPr>
+          <w:rFonts w:eastAsia="Figtree" w:cs="Figtree" w:ascii="Figtree" w:hAnsi="Figtree"/>
+        </w:rPr>
+        <w:t>Dachmaterial (z. B. Trapezblech)</w:t>
+        <w:br/>
+      </w:r>
+    </w:p>
+    <w:p>
+      <w:pPr>
+        <w:pStyle w:val="LOnormal"/>
+        <w:widowControl w:val="false"/>
+        <w:numPr>
+          <w:ilvl w:val="0"/>
+          <w:numId w:val="11"/>
+        </w:numPr>
+        <w:spacing w:lineRule="auto" w:line="352" w:beforeAutospacing="0" w:before="0" w:afterAutospacing="0" w:after="0"/>
+        <w:ind w:left="720" w:hanging="360"/>
+        <w:rPr>
+          <w:rFonts w:ascii="Figtree" w:hAnsi="Figtree" w:eastAsia="Figtree" w:cs="Figtree"/>
+        </w:rPr>
+      </w:pPr>
+      <w:r>
+        <w:rPr>
+          <w:rFonts w:eastAsia="Figtree" w:cs="Figtree" w:ascii="Figtree" w:hAnsi="Figtree"/>
+        </w:rPr>
+        <w:t>konstruktive/statische Anforderungen</w:t>
+        <w:br/>
+      </w:r>
+    </w:p>
+    <w:p>
+      <w:pPr>
+        <w:pStyle w:val="LOnormal"/>
+        <w:widowControl w:val="false"/>
+        <w:numPr>
+          <w:ilvl w:val="0"/>
+          <w:numId w:val="11"/>
+        </w:numPr>
+        <w:spacing w:lineRule="auto" w:line="352" w:beforeAutospacing="0" w:before="0" w:afterAutospacing="0" w:after="0"/>
+        <w:ind w:left="720" w:hanging="360"/>
+        <w:rPr>
+          <w:rFonts w:ascii="Figtree" w:hAnsi="Figtree" w:eastAsia="Figtree" w:cs="Figtree"/>
+        </w:rPr>
+      </w:pPr>
+      <w:r>
+        <w:rPr>
+          <w:rFonts w:eastAsia="Figtree" w:cs="Figtree" w:ascii="Figtree" w:hAnsi="Figtree"/>
+        </w:rPr>
+        <w:t>Regeln zur Dachabdichtung</w:t>
+        <w:br/>
+      </w:r>
+    </w:p>
+    <w:p>
+      <w:pPr>
+        <w:pStyle w:val="LOnormal"/>
+        <w:widowControl w:val="false"/>
+        <w:numPr>
+          <w:ilvl w:val="0"/>
+          <w:numId w:val="11"/>
+        </w:numPr>
+        <w:spacing w:lineRule="auto" w:line="352" w:beforeAutospacing="0" w:before="0" w:afterAutospacing="0" w:after="0"/>
+        <w:ind w:left="720" w:hanging="360"/>
+        <w:rPr>
+          <w:rFonts w:ascii="Figtree" w:hAnsi="Figtree" w:eastAsia="Figtree" w:cs="Figtree"/>
+        </w:rPr>
+      </w:pPr>
+      <w:r>
+        <w:rPr>
+          <w:rFonts w:eastAsia="Figtree" w:cs="Figtree" w:ascii="Figtree" w:hAnsi="Figtree"/>
+        </w:rPr>
+        <w:t>Aerodynamik</w:t>
+        <w:br/>
+      </w:r>
+    </w:p>
+    <w:p>
+      <w:pPr>
+        <w:pStyle w:val="LOnormal"/>
+        <w:widowControl w:val="false"/>
+        <w:numPr>
+          <w:ilvl w:val="0"/>
+          <w:numId w:val="11"/>
+        </w:numPr>
+        <w:spacing w:lineRule="auto" w:line="352" w:beforeAutospacing="0" w:before="0" w:afterAutospacing="0" w:after="0"/>
+        <w:ind w:left="720" w:hanging="360"/>
+        <w:rPr>
+          <w:rFonts w:ascii="Figtree" w:hAnsi="Figtree" w:eastAsia="Figtree" w:cs="Figtree"/>
+        </w:rPr>
+      </w:pPr>
+      <w:r>
+        <w:rPr>
+          <w:rFonts w:eastAsia="Figtree" w:cs="Figtree" w:ascii="Figtree" w:hAnsi="Figtree"/>
+        </w:rPr>
+        <w:t>Schnee-/Windlasten</w:t>
+        <w:br/>
+      </w:r>
+    </w:p>
+    <w:p>
+      <w:pPr>
+        <w:pStyle w:val="LOnormal"/>
+        <w:widowControl w:val="false"/>
+        <w:numPr>
+          <w:ilvl w:val="0"/>
+          <w:numId w:val="11"/>
+        </w:numPr>
+        <w:spacing w:lineRule="auto" w:line="352" w:beforeAutospacing="0" w:before="0" w:afterAutospacing="0" w:after="0"/>
+        <w:ind w:left="720" w:hanging="360"/>
+        <w:rPr>
+          <w:rFonts w:ascii="Figtree" w:hAnsi="Figtree" w:eastAsia="Figtree" w:cs="Figtree"/>
+        </w:rPr>
+      </w:pPr>
+      <w:r>
+        <w:rPr>
+          <w:rFonts w:eastAsia="Figtree" w:cs="Figtree" w:ascii="Figtree" w:hAnsi="Figtree"/>
+        </w:rPr>
+        <w:t>Prinzipien der thermischen Ausdehnung (Dehnungsfugen)</w:t>
+        <w:br/>
+      </w:r>
+    </w:p>
+    <w:p>
+      <w:pPr>
+        <w:pStyle w:val="LOnormal"/>
+        <w:widowControl w:val="false"/>
+        <w:numPr>
+          <w:ilvl w:val="0"/>
+          <w:numId w:val="11"/>
+        </w:numPr>
+        <w:spacing w:lineRule="auto" w:line="352" w:beforeAutospacing="0" w:before="0" w:after="240"/>
+        <w:ind w:left="720" w:hanging="360"/>
+        <w:rPr>
+          <w:rFonts w:ascii="Figtree" w:hAnsi="Figtree" w:eastAsia="Figtree" w:cs="Figtree"/>
+        </w:rPr>
+      </w:pPr>
+      <w:r>
+        <w:rPr>
+          <w:rFonts w:eastAsia="Figtree" w:cs="Figtree" w:ascii="Figtree" w:hAnsi="Figtree"/>
+        </w:rPr>
+        <w:t>Montageanweisungen</w:t>
+      </w:r>
+    </w:p>
+    <w:p>
+      <w:pPr>
+        <w:pStyle w:val="Heading2"/>
+        <w:ind w:left="-141" w:hanging="0"/>
+        <w:rPr>
+          <w:rFonts w:ascii="Figtree" w:hAnsi="Figtree" w:eastAsia="Figtree" w:cs="Figtree"/>
+          <w:b/>
+          <w:b/>
+          <w:bCs/>
+          <w:sz w:val="28"/>
+          <w:szCs w:val="28"/>
+        </w:rPr>
+      </w:pPr>
+      <w:bookmarkStart w:id="3" w:name="_zgh2m3yzx6xk"/>
+      <w:bookmarkEnd w:id="3"/>
+      <w:r>
+        <w:rPr>
+          <w:rFonts w:eastAsia="Figtree" w:cs="Figtree" w:ascii="Figtree" w:hAnsi="Figtree"/>
+          <w:b/>
+          <w:bCs/>
+          <w:sz w:val="28"/>
+          <w:szCs w:val="28"/>
+        </w:rPr>
+        <w:t xml:space="preserve">Wechselrichter </w:t>
       </w:r>
     </w:p>
     <w:p>
@@ -1020,7 +819,7 @@
         <w:widowControl w:val="false"/>
         <w:numPr>
           <w:ilvl w:val="0"/>
-          <w:numId w:val="5"/>
+          <w:numId w:val="3"/>
         </w:numPr>
         <w:spacing w:lineRule="auto" w:line="360" w:before="240" w:afterAutospacing="0" w:after="0"/>
         <w:ind w:left="720" w:hanging="360"/>
@@ -1032,7 +831,7 @@
         <w:rPr>
           <w:rFonts w:eastAsia="Figtree" w:cs="Figtree" w:ascii="Figtree" w:hAnsi="Figtree"/>
         </w:rPr>
-        <w:t>Modultyp (z. B. Doppelglas, Tier 1)</w:t>
+        <w:t>Hinweise zur Innen-/Außeninstallation</w:t>
         <w:br/>
       </w:r>
     </w:p>
@@ -1042,7 +841,7 @@
         <w:widowControl w:val="false"/>
         <w:numPr>
           <w:ilvl w:val="0"/>
-          <w:numId w:val="5"/>
+          <w:numId w:val="3"/>
         </w:numPr>
         <w:spacing w:lineRule="auto" w:line="360" w:beforeAutospacing="0" w:before="0" w:afterAutospacing="0" w:after="0"/>
         <w:ind w:left="720" w:hanging="360"/>
@@ -1054,7 +853,7 @@
         <w:rPr>
           <w:rFonts w:eastAsia="Figtree" w:cs="Figtree" w:ascii="Figtree" w:hAnsi="Figtree"/>
         </w:rPr>
-        <w:t>Garantien (lineare Leistung, Produktgarantie)</w:t>
+        <w:t>erforderliche elektrische Schutzvorrichtungen</w:t>
         <w:br/>
       </w:r>
     </w:p>
@@ -1064,7 +863,7 @@
         <w:widowControl w:val="false"/>
         <w:numPr>
           <w:ilvl w:val="0"/>
-          <w:numId w:val="5"/>
+          <w:numId w:val="3"/>
         </w:numPr>
         <w:spacing w:lineRule="auto" w:line="360" w:beforeAutospacing="0" w:before="0" w:afterAutospacing="0" w:after="0"/>
         <w:ind w:left="720" w:hanging="360"/>
@@ -1076,7 +875,7 @@
         <w:rPr>
           <w:rFonts w:eastAsia="Figtree" w:cs="Figtree" w:ascii="Figtree" w:hAnsi="Figtree"/>
         </w:rPr>
-        <w:t>Normkonformität (EN 61215, EN 61730)</w:t>
+        <w:t>Schnittstellenkommunikation (RS485, Modbus TCP)</w:t>
         <w:br/>
       </w:r>
     </w:p>
@@ -1086,7 +885,7 @@
         <w:widowControl w:val="false"/>
         <w:numPr>
           <w:ilvl w:val="0"/>
-          <w:numId w:val="5"/>
+          <w:numId w:val="3"/>
         </w:numPr>
         <w:spacing w:lineRule="auto" w:line="360" w:beforeAutospacing="0" w:before="0" w:afterAutospacing="0" w:after="0"/>
         <w:ind w:left="720" w:hanging="360"/>
@@ -1098,7 +897,7 @@
         <w:rPr>
           <w:rFonts w:eastAsia="Figtree" w:cs="Figtree" w:ascii="Figtree" w:hAnsi="Figtree"/>
         </w:rPr>
-        <w:t>technische Anforderungen</w:t>
+        <w:t>Anforderungen an das Logging</w:t>
         <w:br/>
       </w:r>
     </w:p>
@@ -1108,7 +907,29 @@
         <w:widowControl w:val="false"/>
         <w:numPr>
           <w:ilvl w:val="0"/>
-          <w:numId w:val="5"/>
+          <w:numId w:val="3"/>
+        </w:numPr>
+        <w:spacing w:lineRule="auto" w:line="360" w:beforeAutospacing="0" w:before="0" w:afterAutospacing="0" w:after="0"/>
+        <w:ind w:left="720" w:hanging="360"/>
+        <w:rPr>
+          <w:rFonts w:ascii="Figtree" w:hAnsi="Figtree" w:eastAsia="Figtree" w:cs="Figtree"/>
+        </w:rPr>
+      </w:pPr>
+      <w:r>
+        <w:rPr>
+          <w:rFonts w:eastAsia="Figtree" w:cs="Figtree" w:ascii="Figtree" w:hAnsi="Figtree"/>
+        </w:rPr>
+        <w:t>Garantiedauer</w:t>
+        <w:br/>
+      </w:r>
+    </w:p>
+    <w:p>
+      <w:pPr>
+        <w:pStyle w:val="LOnormal"/>
+        <w:widowControl w:val="false"/>
+        <w:numPr>
+          <w:ilvl w:val="0"/>
+          <w:numId w:val="3"/>
         </w:numPr>
         <w:spacing w:lineRule="auto" w:line="360" w:beforeAutospacing="0" w:before="0" w:after="240"/>
         <w:ind w:left="720" w:hanging="360"/>
@@ -1120,7 +941,7 @@
         <w:rPr>
           <w:rFonts w:eastAsia="Figtree" w:cs="Figtree" w:ascii="Figtree" w:hAnsi="Figtree"/>
         </w:rPr>
-        <w:t>Platzhalter für Hersteller, Modell, Leistungsangabe</w:t>
+        <w:t>Normkonformität für Wechselrichtersicherheit</w:t>
       </w:r>
     </w:p>
     <w:p>
@@ -1136,8 +957,8 @@
           <w:szCs w:val="28"/>
         </w:rPr>
       </w:pPr>
-      <w:bookmarkStart w:id="7" w:name="_wvezu3qpm3ac"/>
-      <w:bookmarkEnd w:id="7"/>
+      <w:bookmarkStart w:id="4" w:name="_c1rsubtcum58"/>
+      <w:bookmarkEnd w:id="4"/>
       <w:r>
         <w:rPr>
           <w:rFonts w:eastAsia="Figtree" w:cs="Figtree" w:ascii="Figtree" w:hAnsi="Figtree"/>
@@ -1146,14 +967,14 @@
           <w:sz w:val="28"/>
           <w:szCs w:val="28"/>
         </w:rPr>
-        <w:t>Dach und Unterkonstruktion</w:t>
-      </w:r>
-    </w:p>
-    <w:p>
-      <w:pPr>
-        <w:pStyle w:val="LOnormal"/>
-        <w:widowControl w:val="false"/>
-        <w:spacing w:lineRule="auto" w:line="355" w:before="240" w:after="240"/>
+        <w:t>Datenkommunikation mit dem übergeordneten PV-Managementsystem</w:t>
+      </w:r>
+    </w:p>
+    <w:p>
+      <w:pPr>
+        <w:pStyle w:val="LOnormal"/>
+        <w:widowControl w:val="false"/>
+        <w:spacing w:lineRule="auto" w:line="352" w:before="240" w:after="240"/>
         <w:jc w:val="both"/>
         <w:rPr>
           <w:rFonts w:ascii="Figtree" w:hAnsi="Figtree" w:eastAsia="Figtree" w:cs="Figtree"/>
@@ -1177,19 +998,19 @@
         <w:widowControl w:val="false"/>
         <w:numPr>
           <w:ilvl w:val="0"/>
-          <w:numId w:val="11"/>
-        </w:numPr>
-        <w:spacing w:lineRule="auto" w:line="355" w:before="240" w:afterAutospacing="0" w:after="0"/>
-        <w:ind w:left="720" w:hanging="360"/>
-        <w:rPr>
-          <w:rFonts w:ascii="Figtree" w:hAnsi="Figtree" w:eastAsia="Figtree" w:cs="Figtree"/>
-        </w:rPr>
-      </w:pPr>
-      <w:r>
-        <w:rPr>
-          <w:rFonts w:eastAsia="Figtree" w:cs="Figtree" w:ascii="Figtree" w:hAnsi="Figtree"/>
-        </w:rPr>
-        <w:t>Dachmaterial (z. B. Trapezblech)</w:t>
+          <w:numId w:val="6"/>
+        </w:numPr>
+        <w:spacing w:lineRule="auto" w:line="352" w:before="240" w:afterAutospacing="0" w:after="0"/>
+        <w:ind w:left="720" w:hanging="360"/>
+        <w:rPr>
+          <w:rFonts w:ascii="Figtree" w:hAnsi="Figtree" w:eastAsia="Figtree" w:cs="Figtree"/>
+        </w:rPr>
+      </w:pPr>
+      <w:r>
+        <w:rPr>
+          <w:rFonts w:eastAsia="Figtree" w:cs="Figtree" w:ascii="Figtree" w:hAnsi="Figtree"/>
+        </w:rPr>
+        <w:t>Anforderungen an Datenlogger</w:t>
         <w:br/>
       </w:r>
     </w:p>
@@ -1199,19 +1020,19 @@
         <w:widowControl w:val="false"/>
         <w:numPr>
           <w:ilvl w:val="0"/>
-          <w:numId w:val="11"/>
-        </w:numPr>
-        <w:spacing w:lineRule="auto" w:line="355" w:beforeAutospacing="0" w:before="0" w:afterAutospacing="0" w:after="0"/>
-        <w:ind w:left="720" w:hanging="360"/>
-        <w:rPr>
-          <w:rFonts w:ascii="Figtree" w:hAnsi="Figtree" w:eastAsia="Figtree" w:cs="Figtree"/>
-        </w:rPr>
-      </w:pPr>
-      <w:r>
-        <w:rPr>
-          <w:rFonts w:eastAsia="Figtree" w:cs="Figtree" w:ascii="Figtree" w:hAnsi="Figtree"/>
-        </w:rPr>
-        <w:t>konstruktive/statische Anforderungen</w:t>
+          <w:numId w:val="6"/>
+        </w:numPr>
+        <w:spacing w:lineRule="auto" w:line="352" w:beforeAutospacing="0" w:before="0" w:afterAutospacing="0" w:after="0"/>
+        <w:ind w:left="720" w:hanging="360"/>
+        <w:rPr>
+          <w:rFonts w:ascii="Figtree" w:hAnsi="Figtree" w:eastAsia="Figtree" w:cs="Figtree"/>
+        </w:rPr>
+      </w:pPr>
+      <w:r>
+        <w:rPr>
+          <w:rFonts w:eastAsia="Figtree" w:cs="Figtree" w:ascii="Figtree" w:hAnsi="Figtree"/>
+        </w:rPr>
+        <w:t>LTE/WLAN-Konfiguration</w:t>
         <w:br/>
       </w:r>
     </w:p>
@@ -1221,19 +1042,19 @@
         <w:widowControl w:val="false"/>
         <w:numPr>
           <w:ilvl w:val="0"/>
-          <w:numId w:val="11"/>
-        </w:numPr>
-        <w:spacing w:lineRule="auto" w:line="355" w:beforeAutospacing="0" w:before="0" w:afterAutospacing="0" w:after="0"/>
-        <w:ind w:left="720" w:hanging="360"/>
-        <w:rPr>
-          <w:rFonts w:ascii="Figtree" w:hAnsi="Figtree" w:eastAsia="Figtree" w:cs="Figtree"/>
-        </w:rPr>
-      </w:pPr>
-      <w:r>
-        <w:rPr>
-          <w:rFonts w:eastAsia="Figtree" w:cs="Figtree" w:ascii="Figtree" w:hAnsi="Figtree"/>
-        </w:rPr>
-        <w:t>Regeln zur Dachabdichtung</w:t>
+          <w:numId w:val="6"/>
+        </w:numPr>
+        <w:spacing w:lineRule="auto" w:line="352" w:beforeAutospacing="0" w:before="0" w:afterAutospacing="0" w:after="0"/>
+        <w:ind w:left="720" w:hanging="360"/>
+        <w:rPr>
+          <w:rFonts w:ascii="Figtree" w:hAnsi="Figtree" w:eastAsia="Figtree" w:cs="Figtree"/>
+        </w:rPr>
+      </w:pPr>
+      <w:r>
+        <w:rPr>
+          <w:rFonts w:eastAsia="Figtree" w:cs="Figtree" w:ascii="Figtree" w:hAnsi="Figtree"/>
+        </w:rPr>
+        <w:t>Anforderungen an Router/Antennen</w:t>
         <w:br/>
       </w:r>
     </w:p>
@@ -1243,85 +1064,19 @@
         <w:widowControl w:val="false"/>
         <w:numPr>
           <w:ilvl w:val="0"/>
-          <w:numId w:val="11"/>
-        </w:numPr>
-        <w:spacing w:lineRule="auto" w:line="355" w:beforeAutospacing="0" w:before="0" w:afterAutospacing="0" w:after="0"/>
-        <w:ind w:left="720" w:hanging="360"/>
-        <w:rPr>
-          <w:rFonts w:ascii="Figtree" w:hAnsi="Figtree" w:eastAsia="Figtree" w:cs="Figtree"/>
-        </w:rPr>
-      </w:pPr>
-      <w:r>
-        <w:rPr>
-          <w:rFonts w:eastAsia="Figtree" w:cs="Figtree" w:ascii="Figtree" w:hAnsi="Figtree"/>
-        </w:rPr>
-        <w:t>Aerodynamik</w:t>
-        <w:br/>
-      </w:r>
-    </w:p>
-    <w:p>
-      <w:pPr>
-        <w:pStyle w:val="LOnormal"/>
-        <w:widowControl w:val="false"/>
-        <w:numPr>
-          <w:ilvl w:val="0"/>
-          <w:numId w:val="11"/>
-        </w:numPr>
-        <w:spacing w:lineRule="auto" w:line="355" w:beforeAutospacing="0" w:before="0" w:afterAutospacing="0" w:after="0"/>
-        <w:ind w:left="720" w:hanging="360"/>
-        <w:rPr>
-          <w:rFonts w:ascii="Figtree" w:hAnsi="Figtree" w:eastAsia="Figtree" w:cs="Figtree"/>
-        </w:rPr>
-      </w:pPr>
-      <w:r>
-        <w:rPr>
-          <w:rFonts w:eastAsia="Figtree" w:cs="Figtree" w:ascii="Figtree" w:hAnsi="Figtree"/>
-        </w:rPr>
-        <w:t>Schnee-/Windlasten</w:t>
-        <w:br/>
-      </w:r>
-    </w:p>
-    <w:p>
-      <w:pPr>
-        <w:pStyle w:val="LOnormal"/>
-        <w:widowControl w:val="false"/>
-        <w:numPr>
-          <w:ilvl w:val="0"/>
-          <w:numId w:val="11"/>
-        </w:numPr>
-        <w:spacing w:lineRule="auto" w:line="355" w:beforeAutospacing="0" w:before="0" w:afterAutospacing="0" w:after="0"/>
-        <w:ind w:left="720" w:hanging="360"/>
-        <w:rPr>
-          <w:rFonts w:ascii="Figtree" w:hAnsi="Figtree" w:eastAsia="Figtree" w:cs="Figtree"/>
-        </w:rPr>
-      </w:pPr>
-      <w:r>
-        <w:rPr>
-          <w:rFonts w:eastAsia="Figtree" w:cs="Figtree" w:ascii="Figtree" w:hAnsi="Figtree"/>
-        </w:rPr>
-        <w:t>Prinzipien der thermischen Ausdehnung (Dehnungsfugen)</w:t>
-        <w:br/>
-      </w:r>
-    </w:p>
-    <w:p>
-      <w:pPr>
-        <w:pStyle w:val="LOnormal"/>
-        <w:widowControl w:val="false"/>
-        <w:numPr>
-          <w:ilvl w:val="0"/>
-          <w:numId w:val="11"/>
-        </w:numPr>
-        <w:spacing w:lineRule="auto" w:line="355" w:beforeAutospacing="0" w:before="0" w:after="240"/>
-        <w:ind w:left="720" w:hanging="360"/>
-        <w:rPr>
-          <w:rFonts w:ascii="Figtree" w:hAnsi="Figtree" w:eastAsia="Figtree" w:cs="Figtree"/>
-        </w:rPr>
-      </w:pPr>
-      <w:r>
-        <w:rPr>
-          <w:rFonts w:eastAsia="Figtree" w:cs="Figtree" w:ascii="Figtree" w:hAnsi="Figtree"/>
-        </w:rPr>
-        <w:t>Montageanweisungen</w:t>
+          <w:numId w:val="6"/>
+        </w:numPr>
+        <w:spacing w:lineRule="auto" w:line="352" w:beforeAutospacing="0" w:before="0" w:after="240"/>
+        <w:ind w:left="720" w:hanging="360"/>
+        <w:rPr>
+          <w:rFonts w:ascii="Figtree" w:hAnsi="Figtree" w:eastAsia="Figtree" w:cs="Figtree"/>
+        </w:rPr>
+      </w:pPr>
+      <w:r>
+        <w:rPr>
+          <w:rFonts w:eastAsia="Figtree" w:cs="Figtree" w:ascii="Figtree" w:hAnsi="Figtree"/>
+        </w:rPr>
+        <w:t>Kompatibilität des Monitoringsystems</w:t>
       </w:r>
     </w:p>
     <w:p>
@@ -1337,8 +1092,8 @@
           <w:szCs w:val="28"/>
         </w:rPr>
       </w:pPr>
-      <w:bookmarkStart w:id="8" w:name="_zgh2m3yzx6xk"/>
-      <w:bookmarkEnd w:id="8"/>
+      <w:bookmarkStart w:id="5" w:name="_524u3vhv4r3"/>
+      <w:bookmarkEnd w:id="5"/>
       <w:r>
         <w:rPr>
           <w:rFonts w:eastAsia="Figtree" w:cs="Figtree" w:ascii="Figtree" w:hAnsi="Figtree"/>
@@ -1347,14 +1102,14 @@
           <w:sz w:val="28"/>
           <w:szCs w:val="28"/>
         </w:rPr>
-        <w:t xml:space="preserve">Wechselrichter </w:t>
-      </w:r>
-    </w:p>
-    <w:p>
-      <w:pPr>
-        <w:pStyle w:val="LOnormal"/>
-        <w:widowControl w:val="false"/>
-        <w:spacing w:lineRule="auto" w:line="360" w:before="240" w:after="240"/>
+        <w:t>DC-seitige Installationen</w:t>
+      </w:r>
+    </w:p>
+    <w:p>
+      <w:pPr>
+        <w:pStyle w:val="LOnormal"/>
+        <w:widowControl w:val="false"/>
+        <w:spacing w:lineRule="auto" w:line="352" w:before="240" w:after="240"/>
         <w:jc w:val="both"/>
         <w:rPr>
           <w:rFonts w:ascii="Figtree" w:hAnsi="Figtree" w:eastAsia="Figtree" w:cs="Figtree"/>
@@ -1378,19 +1133,19 @@
         <w:widowControl w:val="false"/>
         <w:numPr>
           <w:ilvl w:val="0"/>
-          <w:numId w:val="3"/>
-        </w:numPr>
-        <w:spacing w:lineRule="auto" w:line="360" w:before="240" w:afterAutospacing="0" w:after="0"/>
-        <w:ind w:left="720" w:hanging="360"/>
-        <w:rPr>
-          <w:rFonts w:ascii="Figtree" w:hAnsi="Figtree" w:eastAsia="Figtree" w:cs="Figtree"/>
-        </w:rPr>
-      </w:pPr>
-      <w:r>
-        <w:rPr>
-          <w:rFonts w:eastAsia="Figtree" w:cs="Figtree" w:ascii="Figtree" w:hAnsi="Figtree"/>
-        </w:rPr>
-        <w:t>Hinweise zur Innen-/Außeninstallation</w:t>
+          <w:numId w:val="8"/>
+        </w:numPr>
+        <w:spacing w:lineRule="auto" w:line="352" w:before="240" w:afterAutospacing="0" w:after="0"/>
+        <w:ind w:left="720" w:hanging="360"/>
+        <w:rPr>
+          <w:rFonts w:ascii="Figtree" w:hAnsi="Figtree" w:eastAsia="Figtree" w:cs="Figtree"/>
+        </w:rPr>
+      </w:pPr>
+      <w:r>
+        <w:rPr>
+          <w:rFonts w:eastAsia="Figtree" w:cs="Figtree" w:ascii="Figtree" w:hAnsi="Figtree"/>
+        </w:rPr>
+        <w:t>Leitungsführung</w:t>
         <w:br/>
       </w:r>
     </w:p>
@@ -1400,19 +1155,19 @@
         <w:widowControl w:val="false"/>
         <w:numPr>
           <w:ilvl w:val="0"/>
-          <w:numId w:val="3"/>
-        </w:numPr>
-        <w:spacing w:lineRule="auto" w:line="360" w:beforeAutospacing="0" w:before="0" w:afterAutospacing="0" w:after="0"/>
-        <w:ind w:left="720" w:hanging="360"/>
-        <w:rPr>
-          <w:rFonts w:ascii="Figtree" w:hAnsi="Figtree" w:eastAsia="Figtree" w:cs="Figtree"/>
-        </w:rPr>
-      </w:pPr>
-      <w:r>
-        <w:rPr>
-          <w:rFonts w:eastAsia="Figtree" w:cs="Figtree" w:ascii="Figtree" w:hAnsi="Figtree"/>
-        </w:rPr>
-        <w:t>erforderliche elektrische Schutzvorrichtungen</w:t>
+          <w:numId w:val="8"/>
+        </w:numPr>
+        <w:spacing w:lineRule="auto" w:line="352" w:beforeAutospacing="0" w:before="0" w:afterAutospacing="0" w:after="0"/>
+        <w:ind w:left="720" w:hanging="360"/>
+        <w:rPr>
+          <w:rFonts w:ascii="Figtree" w:hAnsi="Figtree" w:eastAsia="Figtree" w:cs="Figtree"/>
+        </w:rPr>
+      </w:pPr>
+      <w:r>
+        <w:rPr>
+          <w:rFonts w:eastAsia="Figtree" w:cs="Figtree" w:ascii="Figtree" w:hAnsi="Figtree"/>
+        </w:rPr>
+        <w:t>DC-Schutzanforderungen</w:t>
         <w:br/>
       </w:r>
     </w:p>
@@ -1422,19 +1177,19 @@
         <w:widowControl w:val="false"/>
         <w:numPr>
           <w:ilvl w:val="0"/>
-          <w:numId w:val="3"/>
-        </w:numPr>
-        <w:spacing w:lineRule="auto" w:line="360" w:beforeAutospacing="0" w:before="0" w:afterAutospacing="0" w:after="0"/>
-        <w:ind w:left="720" w:hanging="360"/>
-        <w:rPr>
-          <w:rFonts w:ascii="Figtree" w:hAnsi="Figtree" w:eastAsia="Figtree" w:cs="Figtree"/>
-        </w:rPr>
-      </w:pPr>
-      <w:r>
-        <w:rPr>
-          <w:rFonts w:eastAsia="Figtree" w:cs="Figtree" w:ascii="Figtree" w:hAnsi="Figtree"/>
-        </w:rPr>
-        <w:t>Schnittstellenkommunikation (RS485, Modbus TCP)</w:t>
+          <w:numId w:val="8"/>
+        </w:numPr>
+        <w:spacing w:lineRule="auto" w:line="352" w:beforeAutospacing="0" w:before="0" w:afterAutospacing="0" w:after="0"/>
+        <w:ind w:left="720" w:hanging="360"/>
+        <w:rPr>
+          <w:rFonts w:ascii="Figtree" w:hAnsi="Figtree" w:eastAsia="Figtree" w:cs="Figtree"/>
+        </w:rPr>
+      </w:pPr>
+      <w:r>
+        <w:rPr>
+          <w:rFonts w:eastAsia="Figtree" w:cs="Figtree" w:ascii="Figtree" w:hAnsi="Figtree"/>
+        </w:rPr>
+        <w:t>Erdung und Potentialausgleich</w:t>
         <w:br/>
       </w:r>
     </w:p>
@@ -1444,63 +1199,19 @@
         <w:widowControl w:val="false"/>
         <w:numPr>
           <w:ilvl w:val="0"/>
-          <w:numId w:val="3"/>
-        </w:numPr>
-        <w:spacing w:lineRule="auto" w:line="360" w:beforeAutospacing="0" w:before="0" w:afterAutospacing="0" w:after="0"/>
-        <w:ind w:left="720" w:hanging="360"/>
-        <w:rPr>
-          <w:rFonts w:ascii="Figtree" w:hAnsi="Figtree" w:eastAsia="Figtree" w:cs="Figtree"/>
-        </w:rPr>
-      </w:pPr>
-      <w:r>
-        <w:rPr>
-          <w:rFonts w:eastAsia="Figtree" w:cs="Figtree" w:ascii="Figtree" w:hAnsi="Figtree"/>
-        </w:rPr>
-        <w:t>Anforderungen an das Logging</w:t>
-        <w:br/>
-      </w:r>
-    </w:p>
-    <w:p>
-      <w:pPr>
-        <w:pStyle w:val="LOnormal"/>
-        <w:widowControl w:val="false"/>
-        <w:numPr>
-          <w:ilvl w:val="0"/>
-          <w:numId w:val="3"/>
-        </w:numPr>
-        <w:spacing w:lineRule="auto" w:line="360" w:beforeAutospacing="0" w:before="0" w:afterAutospacing="0" w:after="0"/>
-        <w:ind w:left="720" w:hanging="360"/>
-        <w:rPr>
-          <w:rFonts w:ascii="Figtree" w:hAnsi="Figtree" w:eastAsia="Figtree" w:cs="Figtree"/>
-        </w:rPr>
-      </w:pPr>
-      <w:r>
-        <w:rPr>
-          <w:rFonts w:eastAsia="Figtree" w:cs="Figtree" w:ascii="Figtree" w:hAnsi="Figtree"/>
-        </w:rPr>
-        <w:t>Garantiedauer</w:t>
-        <w:br/>
-      </w:r>
-    </w:p>
-    <w:p>
-      <w:pPr>
-        <w:pStyle w:val="LOnormal"/>
-        <w:widowControl w:val="false"/>
-        <w:numPr>
-          <w:ilvl w:val="0"/>
-          <w:numId w:val="3"/>
-        </w:numPr>
-        <w:spacing w:lineRule="auto" w:line="360" w:beforeAutospacing="0" w:before="0" w:after="240"/>
-        <w:ind w:left="720" w:hanging="360"/>
-        <w:rPr>
-          <w:rFonts w:ascii="Figtree" w:hAnsi="Figtree" w:eastAsia="Figtree" w:cs="Figtree"/>
-        </w:rPr>
-      </w:pPr>
-      <w:r>
-        <w:rPr>
-          <w:rFonts w:eastAsia="Figtree" w:cs="Figtree" w:ascii="Figtree" w:hAnsi="Figtree"/>
-        </w:rPr>
-        <w:t>Normkonformität für Wechselrichtersicherheit</w:t>
+          <w:numId w:val="8"/>
+        </w:numPr>
+        <w:spacing w:lineRule="auto" w:line="352" w:beforeAutospacing="0" w:before="0" w:after="240"/>
+        <w:ind w:left="720" w:hanging="360"/>
+        <w:rPr>
+          <w:rFonts w:ascii="Figtree" w:hAnsi="Figtree" w:eastAsia="Figtree" w:cs="Figtree"/>
+        </w:rPr>
+      </w:pPr>
+      <w:r>
+        <w:rPr>
+          <w:rFonts w:eastAsia="Figtree" w:cs="Figtree" w:ascii="Figtree" w:hAnsi="Figtree"/>
+        </w:rPr>
+        <w:t>Abstandsanforderungen bei der Installation</w:t>
       </w:r>
     </w:p>
     <w:p>
@@ -1516,278 +1227,8 @@
           <w:szCs w:val="28"/>
         </w:rPr>
       </w:pPr>
-      <w:bookmarkStart w:id="9" w:name="_c1rsubtcum58"/>
-      <w:bookmarkEnd w:id="9"/>
-      <w:r>
-        <w:rPr>
-          <w:rFonts w:eastAsia="Figtree" w:cs="Figtree" w:ascii="Figtree" w:hAnsi="Figtree"/>
-          <w:b/>
-          <w:bCs/>
-          <w:sz w:val="28"/>
-          <w:szCs w:val="28"/>
-        </w:rPr>
-        <w:t>Datenkommunikation mit dem übergeordneten PV-Managementsystem</w:t>
-      </w:r>
-    </w:p>
-    <w:p>
-      <w:pPr>
-        <w:pStyle w:val="LOnormal"/>
-        <w:widowControl w:val="false"/>
-        <w:spacing w:lineRule="auto" w:line="355" w:before="240" w:after="240"/>
-        <w:jc w:val="both"/>
-        <w:rPr>
-          <w:rFonts w:ascii="Figtree" w:hAnsi="Figtree" w:eastAsia="Figtree" w:cs="Figtree"/>
-          <w:b/>
-          <w:b/>
-          <w:bCs/>
-        </w:rPr>
-      </w:pPr>
-      <w:r>
-        <w:rPr>
-          <w:rFonts w:eastAsia="Figtree" w:cs="Figtree" w:ascii="Figtree" w:hAnsi="Figtree"/>
-          <w:b/>
-          <w:bCs/>
-        </w:rPr>
-        <w:t>Enthält:</w:t>
-      </w:r>
-    </w:p>
-    <w:p>
-      <w:pPr>
-        <w:pStyle w:val="LOnormal"/>
-        <w:widowControl w:val="false"/>
-        <w:numPr>
-          <w:ilvl w:val="0"/>
-          <w:numId w:val="6"/>
-        </w:numPr>
-        <w:spacing w:lineRule="auto" w:line="355" w:before="240" w:afterAutospacing="0" w:after="0"/>
-        <w:ind w:left="720" w:hanging="360"/>
-        <w:rPr>
-          <w:rFonts w:ascii="Figtree" w:hAnsi="Figtree" w:eastAsia="Figtree" w:cs="Figtree"/>
-        </w:rPr>
-      </w:pPr>
-      <w:r>
-        <w:rPr>
-          <w:rFonts w:eastAsia="Figtree" w:cs="Figtree" w:ascii="Figtree" w:hAnsi="Figtree"/>
-        </w:rPr>
-        <w:t>Anforderungen an Datenlogger</w:t>
-        <w:br/>
-      </w:r>
-    </w:p>
-    <w:p>
-      <w:pPr>
-        <w:pStyle w:val="LOnormal"/>
-        <w:widowControl w:val="false"/>
-        <w:numPr>
-          <w:ilvl w:val="0"/>
-          <w:numId w:val="6"/>
-        </w:numPr>
-        <w:spacing w:lineRule="auto" w:line="355" w:beforeAutospacing="0" w:before="0" w:afterAutospacing="0" w:after="0"/>
-        <w:ind w:left="720" w:hanging="360"/>
-        <w:rPr>
-          <w:rFonts w:ascii="Figtree" w:hAnsi="Figtree" w:eastAsia="Figtree" w:cs="Figtree"/>
-        </w:rPr>
-      </w:pPr>
-      <w:r>
-        <w:rPr>
-          <w:rFonts w:eastAsia="Figtree" w:cs="Figtree" w:ascii="Figtree" w:hAnsi="Figtree"/>
-        </w:rPr>
-        <w:t>LTE/WLAN-Konfiguration</w:t>
-        <w:br/>
-      </w:r>
-    </w:p>
-    <w:p>
-      <w:pPr>
-        <w:pStyle w:val="LOnormal"/>
-        <w:widowControl w:val="false"/>
-        <w:numPr>
-          <w:ilvl w:val="0"/>
-          <w:numId w:val="6"/>
-        </w:numPr>
-        <w:spacing w:lineRule="auto" w:line="355" w:beforeAutospacing="0" w:before="0" w:afterAutospacing="0" w:after="0"/>
-        <w:ind w:left="720" w:hanging="360"/>
-        <w:rPr>
-          <w:rFonts w:ascii="Figtree" w:hAnsi="Figtree" w:eastAsia="Figtree" w:cs="Figtree"/>
-        </w:rPr>
-      </w:pPr>
-      <w:r>
-        <w:rPr>
-          <w:rFonts w:eastAsia="Figtree" w:cs="Figtree" w:ascii="Figtree" w:hAnsi="Figtree"/>
-        </w:rPr>
-        <w:t>Anforderungen an Router/Antennen</w:t>
-        <w:br/>
-      </w:r>
-    </w:p>
-    <w:p>
-      <w:pPr>
-        <w:pStyle w:val="LOnormal"/>
-        <w:widowControl w:val="false"/>
-        <w:numPr>
-          <w:ilvl w:val="0"/>
-          <w:numId w:val="6"/>
-        </w:numPr>
-        <w:spacing w:lineRule="auto" w:line="355" w:beforeAutospacing="0" w:before="0" w:after="240"/>
-        <w:ind w:left="720" w:hanging="360"/>
-        <w:rPr>
-          <w:rFonts w:ascii="Figtree" w:hAnsi="Figtree" w:eastAsia="Figtree" w:cs="Figtree"/>
-        </w:rPr>
-      </w:pPr>
-      <w:r>
-        <w:rPr>
-          <w:rFonts w:eastAsia="Figtree" w:cs="Figtree" w:ascii="Figtree" w:hAnsi="Figtree"/>
-        </w:rPr>
-        <w:t>Kompatibilität des Monitoringsystems</w:t>
-      </w:r>
-    </w:p>
-    <w:p>
-      <w:pPr>
-        <w:pStyle w:val="Heading2"/>
-        <w:ind w:left="-141" w:hanging="0"/>
-        <w:rPr>
-          <w:rFonts w:ascii="Figtree" w:hAnsi="Figtree" w:eastAsia="Figtree" w:cs="Figtree"/>
-          <w:b/>
-          <w:b/>
-          <w:bCs/>
-          <w:sz w:val="28"/>
-          <w:szCs w:val="28"/>
-        </w:rPr>
-      </w:pPr>
-      <w:bookmarkStart w:id="10" w:name="_524u3vhv4r3"/>
-      <w:bookmarkEnd w:id="10"/>
-      <w:r>
-        <w:rPr>
-          <w:rFonts w:eastAsia="Figtree" w:cs="Figtree" w:ascii="Figtree" w:hAnsi="Figtree"/>
-          <w:b/>
-          <w:bCs/>
-          <w:sz w:val="28"/>
-          <w:szCs w:val="28"/>
-        </w:rPr>
-        <w:t>DC-seitige Installationen</w:t>
-      </w:r>
-    </w:p>
-    <w:p>
-      <w:pPr>
-        <w:pStyle w:val="LOnormal"/>
-        <w:widowControl w:val="false"/>
-        <w:spacing w:lineRule="auto" w:line="355" w:before="240" w:after="240"/>
-        <w:jc w:val="both"/>
-        <w:rPr>
-          <w:rFonts w:ascii="Figtree" w:hAnsi="Figtree" w:eastAsia="Figtree" w:cs="Figtree"/>
-          <w:b/>
-          <w:b/>
-          <w:bCs/>
-        </w:rPr>
-      </w:pPr>
-      <w:r>
-        <w:rPr>
-          <w:rFonts w:eastAsia="Figtree" w:cs="Figtree" w:ascii="Figtree" w:hAnsi="Figtree"/>
-          <w:b/>
-          <w:bCs/>
-        </w:rPr>
-        <w:t>Enthält:</w:t>
-      </w:r>
-    </w:p>
-    <w:p>
-      <w:pPr>
-        <w:pStyle w:val="LOnormal"/>
-        <w:widowControl w:val="false"/>
-        <w:numPr>
-          <w:ilvl w:val="0"/>
-          <w:numId w:val="8"/>
-        </w:numPr>
-        <w:spacing w:lineRule="auto" w:line="355" w:before="240" w:afterAutospacing="0" w:after="0"/>
-        <w:ind w:left="720" w:hanging="360"/>
-        <w:rPr>
-          <w:rFonts w:ascii="Figtree" w:hAnsi="Figtree" w:eastAsia="Figtree" w:cs="Figtree"/>
-        </w:rPr>
-      </w:pPr>
-      <w:r>
-        <w:rPr>
-          <w:rFonts w:eastAsia="Figtree" w:cs="Figtree" w:ascii="Figtree" w:hAnsi="Figtree"/>
-        </w:rPr>
-        <w:t>Leitungsführung</w:t>
-        <w:br/>
-      </w:r>
-    </w:p>
-    <w:p>
-      <w:pPr>
-        <w:pStyle w:val="LOnormal"/>
-        <w:widowControl w:val="false"/>
-        <w:numPr>
-          <w:ilvl w:val="0"/>
-          <w:numId w:val="8"/>
-        </w:numPr>
-        <w:spacing w:lineRule="auto" w:line="355" w:beforeAutospacing="0" w:before="0" w:afterAutospacing="0" w:after="0"/>
-        <w:ind w:left="720" w:hanging="360"/>
-        <w:rPr>
-          <w:rFonts w:ascii="Figtree" w:hAnsi="Figtree" w:eastAsia="Figtree" w:cs="Figtree"/>
-        </w:rPr>
-      </w:pPr>
-      <w:r>
-        <w:rPr>
-          <w:rFonts w:eastAsia="Figtree" w:cs="Figtree" w:ascii="Figtree" w:hAnsi="Figtree"/>
-        </w:rPr>
-        <w:t>DC-Schutzanforderungen</w:t>
-        <w:br/>
-      </w:r>
-    </w:p>
-    <w:p>
-      <w:pPr>
-        <w:pStyle w:val="LOnormal"/>
-        <w:widowControl w:val="false"/>
-        <w:numPr>
-          <w:ilvl w:val="0"/>
-          <w:numId w:val="8"/>
-        </w:numPr>
-        <w:spacing w:lineRule="auto" w:line="355" w:beforeAutospacing="0" w:before="0" w:afterAutospacing="0" w:after="0"/>
-        <w:ind w:left="720" w:hanging="360"/>
-        <w:rPr>
-          <w:rFonts w:ascii="Figtree" w:hAnsi="Figtree" w:eastAsia="Figtree" w:cs="Figtree"/>
-        </w:rPr>
-      </w:pPr>
-      <w:r>
-        <w:rPr>
-          <w:rFonts w:eastAsia="Figtree" w:cs="Figtree" w:ascii="Figtree" w:hAnsi="Figtree"/>
-        </w:rPr>
-        <w:t>Erdung und Potentialausgleich</w:t>
-        <w:br/>
-      </w:r>
-    </w:p>
-    <w:p>
-      <w:pPr>
-        <w:pStyle w:val="LOnormal"/>
-        <w:widowControl w:val="false"/>
-        <w:numPr>
-          <w:ilvl w:val="0"/>
-          <w:numId w:val="8"/>
-        </w:numPr>
-        <w:spacing w:lineRule="auto" w:line="355" w:beforeAutospacing="0" w:before="0" w:after="240"/>
-        <w:ind w:left="720" w:hanging="360"/>
-        <w:rPr>
-          <w:rFonts w:ascii="Figtree" w:hAnsi="Figtree" w:eastAsia="Figtree" w:cs="Figtree"/>
-        </w:rPr>
-      </w:pPr>
-      <w:r>
-        <w:rPr>
-          <w:rFonts w:eastAsia="Figtree" w:cs="Figtree" w:ascii="Figtree" w:hAnsi="Figtree"/>
-        </w:rPr>
-        <w:t>Abstandsanforderungen bei der Installation</w:t>
-      </w:r>
-    </w:p>
-    <w:p>
-      <w:pPr>
-        <w:pStyle w:val="Heading2"/>
-        <w:ind w:left="-141" w:hanging="0"/>
-        <w:rPr>
-          <w:rFonts w:ascii="Figtree" w:hAnsi="Figtree" w:eastAsia="Figtree" w:cs="Figtree"/>
-          <w:b/>
-          <w:b/>
-          <w:bCs/>
-          <w:sz w:val="28"/>
-          <w:szCs w:val="28"/>
-        </w:rPr>
-      </w:pPr>
-      <w:bookmarkStart w:id="11" w:name="_os55jjz00zuz"/>
-      <w:bookmarkEnd w:id="11"/>
+      <w:bookmarkStart w:id="6" w:name="_os55jjz00zuz"/>
+      <w:bookmarkEnd w:id="6"/>
       <w:r>
         <w:rPr>
           <w:rFonts w:eastAsia="Figtree" w:cs="Figtree" w:ascii="Figtree" w:hAnsi="Figtree"/>
@@ -1967,8 +1408,8 @@
           <w:szCs w:val="28"/>
         </w:rPr>
       </w:pPr>
-      <w:bookmarkStart w:id="12" w:name="_gvncutgjqt"/>
-      <w:bookmarkEnd w:id="12"/>
+      <w:bookmarkStart w:id="7" w:name="_gvncutgjqt"/>
+      <w:bookmarkEnd w:id="7"/>
       <w:r>
         <w:rPr>
           <w:rFonts w:eastAsia="Figtree" w:cs="Figtree" w:ascii="Figtree" w:hAnsi="Figtree"/>
@@ -2122,8 +1563,8 @@
           <w:szCs w:val="28"/>
         </w:rPr>
       </w:pPr>
-      <w:bookmarkStart w:id="13" w:name="_nw38ym9w1bf8"/>
-      <w:bookmarkEnd w:id="13"/>
+      <w:bookmarkStart w:id="8" w:name="_nw38ym9w1bf8"/>
+      <w:bookmarkEnd w:id="8"/>
       <w:r>
         <w:rPr>
           <w:rFonts w:eastAsia="Figtree" w:cs="Figtree" w:ascii="Figtree" w:hAnsi="Figtree"/>
@@ -2257,8 +1698,8 @@
           <w:szCs w:val="28"/>
         </w:rPr>
       </w:pPr>
-      <w:bookmarkStart w:id="14" w:name="_lhkg4j9vqno2"/>
-      <w:bookmarkEnd w:id="14"/>
+      <w:bookmarkStart w:id="9" w:name="_lhkg4j9vqno2"/>
+      <w:bookmarkEnd w:id="9"/>
       <w:r>
         <w:rPr>
           <w:rFonts w:eastAsia="Figtree" w:cs="Figtree" w:ascii="Figtree" w:hAnsi="Figtree"/>
@@ -2425,7 +1866,7 @@
     </w:pPr>
     <w:r>
       <w:drawing>
-        <wp:anchor behindDoc="1" distT="0" distB="0" distL="0" distR="0" simplePos="0" locked="0" layoutInCell="1" allowOverlap="1" relativeHeight="7">
+        <wp:anchor behindDoc="1" distT="0" distB="0" distL="0" distR="0" simplePos="0" locked="0" layoutInCell="1" allowOverlap="1" relativeHeight="6">
           <wp:simplePos x="0" y="0"/>
           <wp:positionH relativeFrom="column">
             <wp:posOffset>3667125</wp:posOffset>
@@ -2616,7 +2057,7 @@
     </w:r>
     <w:r>
       <w:rPr/>
-      <w:t>6</w:t>
+      <w:t>5</w:t>
     </w:r>
     <w:r>
       <w:rPr/>
@@ -2645,9 +2086,9 @@
         <mc:Choice Requires="wps">
           <w:drawing>
             <wp:inline distT="0" distB="0" distL="0" distR="0">
-              <wp:extent cx="5946140" cy="20320"/>
+              <wp:extent cx="5946775" cy="20955"/>
               <wp:effectExtent l="0" t="0" r="0" b="0"/>
-              <wp:docPr id="2" name="Rectangle 1"/>
+              <wp:docPr id="2" name="Shape1"/>
               <a:graphic xmlns:a="http://schemas.openxmlformats.org/drawingml/2006/main">
                 <a:graphicData uri="http://schemas.microsoft.com/office/word/2010/wordprocessingShape">
                   <wps:wsp>
@@ -2655,7 +2096,7 @@
                     <wps:spPr>
                       <a:xfrm>
                         <a:off x="0" y="0"/>
-                        <a:ext cx="5945400" cy="19800"/>
+                        <a:ext cx="5946120" cy="20160"/>
                       </a:xfrm>
                       <a:prstGeom prst="rect">
                         <a:avLst/>
@@ -2685,7 +2126,7 @@
         </mc:Choice>
         <mc:Fallback>
           <w:pict>
-            <v:rect id="shape_0" ID="Rectangle 1" fillcolor="#a0a0a0" stroked="f" style="position:absolute;margin-left:0pt;margin-top:-1.6pt;width:468.1pt;height:1.5pt;mso-position-vertical:top">
+            <v:rect id="shape_0" ID="Shape1" fillcolor="#a0a0a0" stroked="f" style="position:absolute;margin-left:0pt;margin-top:-1.65pt;width:468.15pt;height:1.55pt;mso-position-vertical:top">
               <w10:wrap type="none"/>
               <v:fill o:detectmouseclick="t" type="solid" color2="#5f5f5f"/>
               <v:stroke color="#3465a4" joinstyle="round" endcap="flat"/>
